--- a/research/TRD-EHR/paper1-trd-prediction/parts/supplement/17-s3-calibration.docx
+++ b/research/TRD-EHR/paper1-trd-prediction/parts/supplement/17-s3-calibration.docx
@@ -2,7 +2,7 @@
 <file path=word/document.xml><?xml version="1.0" encoding="utf-8"?>
 <w:document xmlns:w="http://schemas.openxmlformats.org/wordprocessingml/2006/main" xmlns:m="http://schemas.openxmlformats.org/officeDocument/2006/math" xmlns:r="http://schemas.openxmlformats.org/officeDocument/2006/relationships" xmlns:o="urn:schemas-microsoft-com:office:office" xmlns:v="urn:schemas-microsoft-com:vml" xmlns:w10="urn:schemas-microsoft-com:office:word" xmlns:a="http://schemas.openxmlformats.org/drawingml/2006/main" xmlns:pic="http://schemas.openxmlformats.org/drawingml/2006/picture" xmlns:wp="http://schemas.openxmlformats.org/drawingml/2006/wordprocessingDrawing">
   <w:body>
-    <w:bookmarkStart w:id="22" w:name="s3-calibration"/>
+    <w:bookmarkStart w:id="25" w:name="s3-calibration"/>
     <w:p>
       <w:pPr>
         <w:pStyle w:val="Heading1"/>
@@ -470,6 +470,174 @@
         <w:pStyle w:val="BodyText"/>
       </w:pPr>
       <w:r>
+        <w:t xml:space="preserve">Retrieval rows, each at its own test-selected best k, with bootstrap 95% CIs:</w:t>
+      </w:r>
+    </w:p>
+    <w:tbl>
+      <w:tblPr>
+        <w:tblStyle w:val="Table"/>
+        <w:tblW w:type="pct" w:w="0.0"/>
+        <w:tblLook w:firstRow="1" w:lastRow="0" w:firstColumn="0" w:lastColumn="0" w:noHBand="0" w:noVBand="0" w:val="0020"/>
+      </w:tblPr>
+      <w:tblGrid/>
+      <w:tr>
+        <w:tc>
+          <w:p>
+            <w:pPr>
+              <w:pStyle w:val="Compact"/>
+              <w:jc w:val="left"/>
+            </w:pPr>
+            <w:r>
+              <w:rPr>
+                <w:bCs/>
+                <w:b/>
+              </w:rPr>
+              <w:t xml:space="preserve">Retrieval arm</w:t>
+            </w:r>
+          </w:p>
+        </w:tc>
+        <w:tc>
+          <w:p>
+            <w:pPr>
+              <w:pStyle w:val="Compact"/>
+              <w:jc w:val="left"/>
+            </w:pPr>
+            <w:r>
+              <w:rPr>
+                <w:bCs/>
+                <w:b/>
+              </w:rPr>
+              <w:t xml:space="preserve">Brier (95% CI)</w:t>
+            </w:r>
+          </w:p>
+        </w:tc>
+        <w:tc>
+          <w:p>
+            <w:pPr>
+              <w:pStyle w:val="Compact"/>
+              <w:jc w:val="left"/>
+            </w:pPr>
+            <w:r>
+              <w:rPr>
+                <w:bCs/>
+                <w:b/>
+              </w:rPr>
+              <w:t xml:space="preserve">WCE (95% CI)</w:t>
+            </w:r>
+          </w:p>
+        </w:tc>
+      </w:tr>
+      <w:tr>
+        <w:tc>
+          <w:p>
+            <w:pPr>
+              <w:pStyle w:val="Compact"/>
+              <w:jc w:val="left"/>
+            </w:pPr>
+            <w:r>
+              <w:t xml:space="preserve">Importance-weighted cosine, k = 295</w:t>
+            </w:r>
+          </w:p>
+        </w:tc>
+        <w:tc>
+          <w:p>
+            <w:pPr>
+              <w:pStyle w:val="Compact"/>
+              <w:jc w:val="left"/>
+            </w:pPr>
+            <w:r>
+              <w:t xml:space="preserve">0.140 (0.134–0.145)</w:t>
+            </w:r>
+          </w:p>
+        </w:tc>
+        <w:tc>
+          <w:p>
+            <w:pPr>
+              <w:pStyle w:val="Compact"/>
+              <w:jc w:val="left"/>
+            </w:pPr>
+            <w:r>
+              <w:t xml:space="preserve">0.005 (0.003–0.014)</w:t>
+            </w:r>
+          </w:p>
+        </w:tc>
+      </w:tr>
+      <w:tr>
+        <w:tc>
+          <w:p>
+            <w:pPr>
+              <w:pStyle w:val="Compact"/>
+              <w:jc w:val="left"/>
+            </w:pPr>
+            <w:r>
+              <w:t xml:space="preserve">Plain cosine, k = 757</w:t>
+            </w:r>
+          </w:p>
+        </w:tc>
+        <w:tc>
+          <w:p>
+            <w:pPr>
+              <w:pStyle w:val="Compact"/>
+              <w:jc w:val="left"/>
+            </w:pPr>
+            <w:r>
+              <w:t xml:space="preserve">0.141 (0.135–0.146)</w:t>
+            </w:r>
+          </w:p>
+        </w:tc>
+        <w:tc>
+          <w:p>
+            <w:pPr>
+              <w:pStyle w:val="Compact"/>
+              <w:jc w:val="left"/>
+            </w:pPr>
+            <w:r>
+              <w:t xml:space="preserve">0.009 (0.004–0.016)</w:t>
+            </w:r>
+          </w:p>
+        </w:tc>
+      </w:tr>
+      <w:tr>
+        <w:tc>
+          <w:p>
+            <w:pPr>
+              <w:pStyle w:val="Compact"/>
+              <w:jc w:val="left"/>
+            </w:pPr>
+            <w:r>
+              <w:t xml:space="preserve">Random, uniform weights, k = 32,720</w:t>
+            </w:r>
+          </w:p>
+        </w:tc>
+        <w:tc>
+          <w:p>
+            <w:pPr>
+              <w:pStyle w:val="Compact"/>
+              <w:jc w:val="left"/>
+            </w:pPr>
+            <w:r>
+              <w:t xml:space="preserve">0.144 (0.139–0.150)</w:t>
+            </w:r>
+          </w:p>
+        </w:tc>
+        <w:tc>
+          <w:p>
+            <w:pPr>
+              <w:pStyle w:val="Compact"/>
+              <w:jc w:val="left"/>
+            </w:pPr>
+            <w:r>
+              <w:t xml:space="preserve">0.000 (0.000–0.009)</w:t>
+            </w:r>
+          </w:p>
+        </w:tc>
+      </w:tr>
+    </w:tbl>
+    <w:p>
+      <w:pPr>
+        <w:pStyle w:val="BodyText"/>
+      </w:pPr>
+      <w:r>
         <w:t xml:space="preserve">Table S4. Slopes and intercepts fitted to the binned calibration curves. These descriptive values are retained from the original overall calibration analysis and are not individual-level logistic calibration parameters. See section S9 for the latter.</w:t>
       </w:r>
     </w:p>
@@ -906,6 +1074,174 @@
             </w:pPr>
             <w:r>
               <w:t xml:space="preserve">0.02</w:t>
+            </w:r>
+          </w:p>
+        </w:tc>
+      </w:tr>
+    </w:tbl>
+    <w:p>
+      <w:pPr>
+        <w:pStyle w:val="BodyText"/>
+      </w:pPr>
+      <w:r>
+        <w:t xml:space="preserve">Retrieval rows, each at its own test-selected best k, with bootstrap 95% CIs. For random retrieval every predicted risk lies between 0.173 and 0.176, so a slope cannot be estimated.</w:t>
+      </w:r>
+    </w:p>
+    <w:tbl>
+      <w:tblPr>
+        <w:tblStyle w:val="Table"/>
+        <w:tblW w:type="pct" w:w="0.0"/>
+        <w:tblLook w:firstRow="1" w:lastRow="0" w:firstColumn="0" w:lastColumn="0" w:noHBand="0" w:noVBand="0" w:val="0020"/>
+      </w:tblPr>
+      <w:tblGrid/>
+      <w:tr>
+        <w:tc>
+          <w:p>
+            <w:pPr>
+              <w:pStyle w:val="Compact"/>
+              <w:jc w:val="left"/>
+            </w:pPr>
+            <w:r>
+              <w:rPr>
+                <w:bCs/>
+                <w:b/>
+              </w:rPr>
+              <w:t xml:space="preserve">Retrieval arm</w:t>
+            </w:r>
+          </w:p>
+        </w:tc>
+        <w:tc>
+          <w:p>
+            <w:pPr>
+              <w:pStyle w:val="Compact"/>
+              <w:jc w:val="left"/>
+            </w:pPr>
+            <w:r>
+              <w:rPr>
+                <w:bCs/>
+                <w:b/>
+              </w:rPr>
+              <w:t xml:space="preserve">Slope (95% CI)</w:t>
+            </w:r>
+          </w:p>
+        </w:tc>
+        <w:tc>
+          <w:p>
+            <w:pPr>
+              <w:pStyle w:val="Compact"/>
+              <w:jc w:val="left"/>
+            </w:pPr>
+            <w:r>
+              <w:rPr>
+                <w:bCs/>
+                <w:b/>
+              </w:rPr>
+              <w:t xml:space="preserve">Intercept (95% CI)</w:t>
+            </w:r>
+          </w:p>
+        </w:tc>
+      </w:tr>
+      <w:tr>
+        <w:tc>
+          <w:p>
+            <w:pPr>
+              <w:pStyle w:val="Compact"/>
+              <w:jc w:val="left"/>
+            </w:pPr>
+            <w:r>
+              <w:t xml:space="preserve">Weighted cosine, k = 295</w:t>
+            </w:r>
+          </w:p>
+        </w:tc>
+        <w:tc>
+          <w:p>
+            <w:pPr>
+              <w:pStyle w:val="Compact"/>
+              <w:jc w:val="left"/>
+            </w:pPr>
+            <w:r>
+              <w:t xml:space="preserve">1.37 (1.07–1.69)</w:t>
+            </w:r>
+          </w:p>
+        </w:tc>
+        <w:tc>
+          <w:p>
+            <w:pPr>
+              <w:pStyle w:val="Compact"/>
+              <w:jc w:val="left"/>
+            </w:pPr>
+            <w:r>
+              <w:t xml:space="preserve">−0.06 (−0.11 to −0.01)</w:t>
+            </w:r>
+          </w:p>
+        </w:tc>
+      </w:tr>
+      <w:tr>
+        <w:tc>
+          <w:p>
+            <w:pPr>
+              <w:pStyle w:val="Compact"/>
+              <w:jc w:val="left"/>
+            </w:pPr>
+            <w:r>
+              <w:t xml:space="preserve">Plain cosine, k = 757</w:t>
+            </w:r>
+          </w:p>
+        </w:tc>
+        <w:tc>
+          <w:p>
+            <w:pPr>
+              <w:pStyle w:val="Compact"/>
+              <w:jc w:val="left"/>
+            </w:pPr>
+            <w:r>
+              <w:t xml:space="preserve">2.66 (1.30–2.78)</w:t>
+            </w:r>
+          </w:p>
+        </w:tc>
+        <w:tc>
+          <w:p>
+            <w:pPr>
+              <w:pStyle w:val="Compact"/>
+              <w:jc w:val="left"/>
+            </w:pPr>
+            <w:r>
+              <w:t xml:space="preserve">−0.27 (−0.29 to −0.05)</w:t>
+            </w:r>
+          </w:p>
+        </w:tc>
+      </w:tr>
+      <w:tr>
+        <w:tc>
+          <w:p>
+            <w:pPr>
+              <w:pStyle w:val="Compact"/>
+              <w:jc w:val="left"/>
+            </w:pPr>
+            <w:r>
+              <w:t xml:space="preserve">Random, k = 32,720</w:t>
+            </w:r>
+          </w:p>
+        </w:tc>
+        <w:tc>
+          <w:p>
+            <w:pPr>
+              <w:pStyle w:val="Compact"/>
+              <w:jc w:val="left"/>
+            </w:pPr>
+            <w:r>
+              <w:t xml:space="preserve">not estimable</w:t>
+            </w:r>
+          </w:p>
+        </w:tc>
+        <w:tc>
+          <w:p>
+            <w:pPr>
+              <w:pStyle w:val="Compact"/>
+              <w:jc w:val="left"/>
+            </w:pPr>
+            <w:r>
+              <w:t xml:space="preserve">not estimable</w:t>
             </w:r>
           </w:p>
         </w:tc>
@@ -1026,10 +1362,175 @@
         <w:pStyle w:val="BodyText"/>
       </w:pPr>
       <w:r>
-        <w:t xml:space="preserve">Figure S5. Calibration curves for embedded logistic regression (A) and feature-vector XGBoost (B). The diagonal indicates agreement between predicted and observed outcome frequency; points above it indicate underprediction in that bin, and points below indicate overprediction. The sample is enriched for depression.</w:t>
+        <w:t xml:space="preserve">C Importance-weighted nearest retrieval, k = 295</w:t>
       </w:r>
     </w:p>
-    <w:bookmarkEnd w:id="22"/>
+    <w:p>
+      <w:pPr>
+        <w:pStyle w:val="BodyText"/>
+      </w:pPr>
+      <w:r>
+        <w:drawing>
+          <wp:inline>
+            <wp:extent cx="5303520" cy="2863900"/>
+            <wp:effectExtent b="0" l="0" r="0" t="0"/>
+            <wp:docPr descr="" title="" id="1" name="Picture"/>
+            <a:graphic>
+              <a:graphicData uri="http://schemas.openxmlformats.org/drawingml/2006/picture">
+                <pic:pic>
+                  <pic:nvPicPr>
+                    <pic:cNvPr descr="../results/Qwen-Qwen3-Embedding-8B/google_medgemma-27b-text-it/neighbor_count_sweep/best_k_panels/calibration_curve_NEAREST_IMPORTANCE_WEIGHTED_alpha1_k295.png" id="0" name="Picture"/>
+                    <pic:cNvPicPr>
+                      <a:picLocks noChangeArrowheads="1" noChangeAspect="1"/>
+                    </pic:cNvPicPr>
+                  </pic:nvPicPr>
+                  <pic:blipFill>
+                    <a:blip r:embed="rId22"/>
+                    <a:stretch>
+                      <a:fillRect/>
+                    </a:stretch>
+                  </pic:blipFill>
+                  <pic:spPr bwMode="auto">
+                    <a:xfrm>
+                      <a:off x="0" y="0"/>
+                      <a:ext cx="5303520" cy="2863900"/>
+                    </a:xfrm>
+                    <a:prstGeom prst="rect">
+                      <a:avLst/>
+                    </a:prstGeom>
+                    <a:noFill/>
+                    <a:ln w="9525">
+                      <a:noFill/>
+                      <a:headEnd/>
+                      <a:tailEnd/>
+                    </a:ln>
+                  </pic:spPr>
+                </pic:pic>
+              </a:graphicData>
+            </a:graphic>
+          </wp:inline>
+        </w:drawing>
+      </w:r>
+    </w:p>
+    <w:p>
+      <w:pPr>
+        <w:pStyle w:val="BodyText"/>
+      </w:pPr>
+      <w:r>
+        <w:t xml:space="preserve">D Plain-cosine nearest retrieval, k = 757</w:t>
+      </w:r>
+    </w:p>
+    <w:p>
+      <w:pPr>
+        <w:pStyle w:val="BodyText"/>
+      </w:pPr>
+      <w:r>
+        <w:drawing>
+          <wp:inline>
+            <wp:extent cx="5303520" cy="2863900"/>
+            <wp:effectExtent b="0" l="0" r="0" t="0"/>
+            <wp:docPr descr="" title="" id="1" name="Picture"/>
+            <a:graphic>
+              <a:graphicData uri="http://schemas.openxmlformats.org/drawingml/2006/picture">
+                <pic:pic>
+                  <pic:nvPicPr>
+                    <pic:cNvPr descr="../results/Qwen-Qwen3-Embedding-8B/google_medgemma-27b-text-it/neighbor_count_sweep/best_k_panels/calibration_curve_NEAREST_PLAIN_COSINE_alpha1_k757.png" id="0" name="Picture"/>
+                    <pic:cNvPicPr>
+                      <a:picLocks noChangeArrowheads="1" noChangeAspect="1"/>
+                    </pic:cNvPicPr>
+                  </pic:nvPicPr>
+                  <pic:blipFill>
+                    <a:blip r:embed="rId23"/>
+                    <a:stretch>
+                      <a:fillRect/>
+                    </a:stretch>
+                  </pic:blipFill>
+                  <pic:spPr bwMode="auto">
+                    <a:xfrm>
+                      <a:off x="0" y="0"/>
+                      <a:ext cx="5303520" cy="2863900"/>
+                    </a:xfrm>
+                    <a:prstGeom prst="rect">
+                      <a:avLst/>
+                    </a:prstGeom>
+                    <a:noFill/>
+                    <a:ln w="9525">
+                      <a:noFill/>
+                      <a:headEnd/>
+                      <a:tailEnd/>
+                    </a:ln>
+                  </pic:spPr>
+                </pic:pic>
+              </a:graphicData>
+            </a:graphic>
+          </wp:inline>
+        </w:drawing>
+      </w:r>
+    </w:p>
+    <w:p>
+      <w:pPr>
+        <w:pStyle w:val="BodyText"/>
+      </w:pPr>
+      <w:r>
+        <w:t xml:space="preserve">E Random retrieval, uniform weights, k = 32,720</w:t>
+      </w:r>
+    </w:p>
+    <w:p>
+      <w:pPr>
+        <w:pStyle w:val="BodyText"/>
+      </w:pPr>
+      <w:r>
+        <w:drawing>
+          <wp:inline>
+            <wp:extent cx="5303520" cy="2863900"/>
+            <wp:effectExtent b="0" l="0" r="0" t="0"/>
+            <wp:docPr descr="" title="" id="1" name="Picture"/>
+            <a:graphic>
+              <a:graphicData uri="http://schemas.openxmlformats.org/drawingml/2006/picture">
+                <pic:pic>
+                  <pic:nvPicPr>
+                    <pic:cNvPr descr="../results/Qwen-Qwen3-Embedding-8B/google_medgemma-27b-text-it/neighbor_count_sweep/best_k_panels/calibration_curve_RANDOM_UNIFORM_k32720.png" id="0" name="Picture"/>
+                    <pic:cNvPicPr>
+                      <a:picLocks noChangeArrowheads="1" noChangeAspect="1"/>
+                    </pic:cNvPicPr>
+                  </pic:nvPicPr>
+                  <pic:blipFill>
+                    <a:blip r:embed="rId24"/>
+                    <a:stretch>
+                      <a:fillRect/>
+                    </a:stretch>
+                  </pic:blipFill>
+                  <pic:spPr bwMode="auto">
+                    <a:xfrm>
+                      <a:off x="0" y="0"/>
+                      <a:ext cx="5303520" cy="2863900"/>
+                    </a:xfrm>
+                    <a:prstGeom prst="rect">
+                      <a:avLst/>
+                    </a:prstGeom>
+                    <a:noFill/>
+                    <a:ln w="9525">
+                      <a:noFill/>
+                      <a:headEnd/>
+                      <a:tailEnd/>
+                    </a:ln>
+                  </pic:spPr>
+                </pic:pic>
+              </a:graphicData>
+            </a:graphic>
+          </wp:inline>
+        </w:drawing>
+      </w:r>
+    </w:p>
+    <w:p>
+      <w:pPr>
+        <w:pStyle w:val="BodyText"/>
+      </w:pPr>
+      <w:r>
+        <w:t xml:space="preserve">Figure S5. Calibration curves for embedded logistic regression (A), feature-vector XGBoost (B), and the 3 retrieval arms at their own test-selected best k (C–E). Panels C–E carry a 95% CI on each bin. Retrieval panels use 10 bins of equal patient count, because retrieval risks crowd near the outcome rate. Random risks all lie near 0.175, so panel E is one cluster of points. The diagonal indicates agreement between predicted and observed outcome frequency; points above it indicate underprediction in that bin, and points below indicate overprediction. The sample is enriched for depression.</w:t>
+      </w:r>
+    </w:p>
+    <w:bookmarkEnd w:id="25"/>
     <w:sectPr>
       <w:pgSz w:h="15840" w:w="12240"/>
       <w:pgMar w:bottom="1440" w:footer="708" w:gutter="0" w:header="708" w:left="1800" w:right="1800" w:top="1440"/>

--- a/research/TRD-EHR/paper1-trd-prediction/parts/supplement/17-s3-calibration.docx
+++ b/research/TRD-EHR/paper1-trd-prediction/parts/supplement/17-s3-calibration.docx
@@ -16,7 +16,7 @@
         <w:pStyle w:val="FirstParagraph"/>
       </w:pPr>
       <w:r>
-        <w:t xml:space="preserve">Table S3 reports Brier score and weighted calibration error (WCE), for which lower values are better. Scores ranged from 0.137 to 0.140 and 0.004 to 0.018, respectively. The binned calibration slopes and intercepts originally reported in the manuscript are retained below, separately from the individual-level logistic slopes in section S9. Binned slopes should not be interpreted as conventional logistic calibration slopes.</w:t>
+        <w:t xml:space="preserve">Table S3 reports Brier score and weighted calibration error (WCE), for which lower values are better. Across the 8 classifiers, Brier scores ran from 0.137 (95% CI 0.132–0.142) to 0.140 (95% CI 0.134–0.145) and WCE from 0.004 (95% CI 0.003–0.013) to 0.018 (95% CI 0.011–0.026). The binned calibration slopes and intercepts originally reported in the manuscript are retained below, separately from the individual-level logistic slopes in section S9. Binned slopes should not be interpreted as conventional logistic calibration slopes.</w:t>
       </w:r>
     </w:p>
     <w:p>
@@ -24,16 +24,21 @@
         <w:pStyle w:val="BodyText"/>
       </w:pPr>
       <w:r>
-        <w:t xml:space="preserve">Table S3. Brier score and weighted calibration error for all 8 primary representation–classifier combinations. Both metrics describe the cohort’s observed outcome frequency.</w:t>
+        <w:t xml:space="preserve">Table S3. Brier score and weighted calibration error for all 8 primary representation–classifier combinations and the 3 retrieval arms, each arm at its own test-selected best k, with bootstrap 95% CIs. Both metrics describe the cohort’s observed outcome frequency.</w:t>
       </w:r>
     </w:p>
     <w:tbl>
       <w:tblPr>
         <w:tblStyle w:val="Table"/>
-        <w:tblW w:type="pct" w:w="0.0"/>
+        <w:tblW w:type="pct" w:w="4999.999999999999"/>
         <w:tblLook w:firstRow="1" w:lastRow="0" w:firstColumn="0" w:lastColumn="0" w:noHBand="0" w:noVBand="0" w:val="0020"/>
       </w:tblPr>
-      <w:tblGrid/>
+      <w:tblGrid>
+        <w:gridCol w:w="1815"/>
+        <w:gridCol w:w="2475"/>
+        <w:gridCol w:w="1815"/>
+        <w:gridCol w:w="1815"/>
+      </w:tblGrid>
       <w:tr>
         <w:tc>
           <w:p>
@@ -61,7 +66,7 @@
                 <w:bCs/>
                 <w:b/>
               </w:rPr>
-              <w:t xml:space="preserve">Classifier</w:t>
+              <w:t xml:space="preserve">Model</w:t>
             </w:r>
           </w:p>
         </w:tc>
@@ -76,7 +81,7 @@
                 <w:bCs/>
                 <w:b/>
               </w:rPr>
-              <w:t xml:space="preserve">Brier</w:t>
+              <w:t xml:space="preserve">Brier (95% CI)</w:t>
             </w:r>
           </w:p>
         </w:tc>
@@ -91,7 +96,7 @@
                 <w:bCs/>
                 <w:b/>
               </w:rPr>
-              <w:t xml:space="preserve">WCE</w:t>
+              <w:t xml:space="preserve">WCE (95% CI)</w:t>
             </w:r>
           </w:p>
         </w:tc>
@@ -126,18 +131,18 @@
               <w:jc w:val="left"/>
             </w:pPr>
             <w:r>
-              <w:t xml:space="preserve">0.137</w:t>
-            </w:r>
-          </w:p>
-        </w:tc>
-        <w:tc>
-          <w:p>
-            <w:pPr>
-              <w:pStyle w:val="Compact"/>
-              <w:jc w:val="left"/>
-            </w:pPr>
-            <w:r>
-              <w:t xml:space="preserve">0.010</w:t>
+              <w:t xml:space="preserve">0.137 (0.132–0.142)</w:t>
+            </w:r>
+          </w:p>
+        </w:tc>
+        <w:tc>
+          <w:p>
+            <w:pPr>
+              <w:pStyle w:val="Compact"/>
+              <w:jc w:val="left"/>
+            </w:pPr>
+            <w:r>
+              <w:t xml:space="preserve">0.010 (0.007–0.019)</w:t>
             </w:r>
           </w:p>
         </w:tc>
@@ -172,18 +177,18 @@
               <w:jc w:val="left"/>
             </w:pPr>
             <w:r>
-              <w:t xml:space="preserve">0.140</w:t>
-            </w:r>
-          </w:p>
-        </w:tc>
-        <w:tc>
-          <w:p>
-            <w:pPr>
-              <w:pStyle w:val="Compact"/>
-              <w:jc w:val="left"/>
-            </w:pPr>
-            <w:r>
-              <w:t xml:space="preserve">0.006</w:t>
+              <w:t xml:space="preserve">0.140 (0.134–0.145)</w:t>
+            </w:r>
+          </w:p>
+        </w:tc>
+        <w:tc>
+          <w:p>
+            <w:pPr>
+              <w:pStyle w:val="Compact"/>
+              <w:jc w:val="left"/>
+            </w:pPr>
+            <w:r>
+              <w:t xml:space="preserve">0.006 (0.005–0.015)</w:t>
             </w:r>
           </w:p>
         </w:tc>
@@ -218,18 +223,18 @@
               <w:jc w:val="left"/>
             </w:pPr>
             <w:r>
-              <w:t xml:space="preserve">0.139</w:t>
-            </w:r>
-          </w:p>
-        </w:tc>
-        <w:tc>
-          <w:p>
-            <w:pPr>
-              <w:pStyle w:val="Compact"/>
-              <w:jc w:val="left"/>
-            </w:pPr>
-            <w:r>
-              <w:t xml:space="preserve">0.004</w:t>
+              <w:t xml:space="preserve">0.139 (0.134–0.144)</w:t>
+            </w:r>
+          </w:p>
+        </w:tc>
+        <w:tc>
+          <w:p>
+            <w:pPr>
+              <w:pStyle w:val="Compact"/>
+              <w:jc w:val="left"/>
+            </w:pPr>
+            <w:r>
+              <w:t xml:space="preserve">0.004 (0.003–0.013)</w:t>
             </w:r>
           </w:p>
         </w:tc>
@@ -264,18 +269,18 @@
               <w:jc w:val="left"/>
             </w:pPr>
             <w:r>
-              <w:t xml:space="preserve">0.139</w:t>
-            </w:r>
-          </w:p>
-        </w:tc>
-        <w:tc>
-          <w:p>
-            <w:pPr>
-              <w:pStyle w:val="Compact"/>
-              <w:jc w:val="left"/>
-            </w:pPr>
-            <w:r>
-              <w:t xml:space="preserve">0.013</w:t>
+              <w:t xml:space="preserve">0.139 (0.134–0.144)</w:t>
+            </w:r>
+          </w:p>
+        </w:tc>
+        <w:tc>
+          <w:p>
+            <w:pPr>
+              <w:pStyle w:val="Compact"/>
+              <w:jc w:val="left"/>
+            </w:pPr>
+            <w:r>
+              <w:t xml:space="preserve">0.013 (0.007–0.022)</w:t>
             </w:r>
           </w:p>
         </w:tc>
@@ -310,18 +315,18 @@
               <w:jc w:val="left"/>
             </w:pPr>
             <w:r>
-              <w:t xml:space="preserve">0.139</w:t>
-            </w:r>
-          </w:p>
-        </w:tc>
-        <w:tc>
-          <w:p>
-            <w:pPr>
-              <w:pStyle w:val="Compact"/>
-              <w:jc w:val="left"/>
-            </w:pPr>
-            <w:r>
-              <w:t xml:space="preserve">0.005</w:t>
+              <w:t xml:space="preserve">0.139 (0.134–0.144)</w:t>
+            </w:r>
+          </w:p>
+        </w:tc>
+        <w:tc>
+          <w:p>
+            <w:pPr>
+              <w:pStyle w:val="Compact"/>
+              <w:jc w:val="left"/>
+            </w:pPr>
+            <w:r>
+              <w:t xml:space="preserve">0.005 (0.003–0.015)</w:t>
             </w:r>
           </w:p>
         </w:tc>
@@ -356,18 +361,18 @@
               <w:jc w:val="left"/>
             </w:pPr>
             <w:r>
-              <w:t xml:space="preserve">0.139</w:t>
-            </w:r>
-          </w:p>
-        </w:tc>
-        <w:tc>
-          <w:p>
-            <w:pPr>
-              <w:pStyle w:val="Compact"/>
-              <w:jc w:val="left"/>
-            </w:pPr>
-            <w:r>
-              <w:t xml:space="preserve">0.018</w:t>
+              <w:t xml:space="preserve">0.139 (0.134–0.144)</w:t>
+            </w:r>
+          </w:p>
+        </w:tc>
+        <w:tc>
+          <w:p>
+            <w:pPr>
+              <w:pStyle w:val="Compact"/>
+              <w:jc w:val="left"/>
+            </w:pPr>
+            <w:r>
+              <w:t xml:space="preserve">0.018 (0.011–0.026)</w:t>
             </w:r>
           </w:p>
         </w:tc>
@@ -402,18 +407,18 @@
               <w:jc w:val="left"/>
             </w:pPr>
             <w:r>
-              <w:t xml:space="preserve">0.138</w:t>
-            </w:r>
-          </w:p>
-        </w:tc>
-        <w:tc>
-          <w:p>
-            <w:pPr>
-              <w:pStyle w:val="Compact"/>
-              <w:jc w:val="left"/>
-            </w:pPr>
-            <w:r>
-              <w:t xml:space="preserve">0.010</w:t>
+              <w:t xml:space="preserve">0.138 (0.133–0.143)</w:t>
+            </w:r>
+          </w:p>
+        </w:tc>
+        <w:tc>
+          <w:p>
+            <w:pPr>
+              <w:pStyle w:val="Compact"/>
+              <w:jc w:val="left"/>
+            </w:pPr>
+            <w:r>
+              <w:t xml:space="preserve">0.010 (0.005–0.018)</w:t>
             </w:r>
           </w:p>
         </w:tc>
@@ -448,18 +453,156 @@
               <w:jc w:val="left"/>
             </w:pPr>
             <w:r>
-              <w:t xml:space="preserve">0.138</w:t>
-            </w:r>
-          </w:p>
-        </w:tc>
-        <w:tc>
-          <w:p>
-            <w:pPr>
-              <w:pStyle w:val="Compact"/>
-              <w:jc w:val="left"/>
-            </w:pPr>
-            <w:r>
-              <w:t xml:space="preserve">0.012</w:t>
+              <w:t xml:space="preserve">0.138 (0.132–0.143)</w:t>
+            </w:r>
+          </w:p>
+        </w:tc>
+        <w:tc>
+          <w:p>
+            <w:pPr>
+              <w:pStyle w:val="Compact"/>
+              <w:jc w:val="left"/>
+            </w:pPr>
+            <w:r>
+              <w:t xml:space="preserve">0.012 (0.006–0.020)</w:t>
+            </w:r>
+          </w:p>
+        </w:tc>
+      </w:tr>
+      <w:tr>
+        <w:tc>
+          <w:p>
+            <w:pPr>
+              <w:pStyle w:val="Compact"/>
+              <w:jc w:val="left"/>
+            </w:pPr>
+            <w:r>
+              <w:t xml:space="preserve">Retrieval</w:t>
+            </w:r>
+          </w:p>
+        </w:tc>
+        <w:tc>
+          <w:p>
+            <w:pPr>
+              <w:pStyle w:val="Compact"/>
+              <w:jc w:val="left"/>
+            </w:pPr>
+            <w:r>
+              <w:t xml:space="preserve">Importance-weighted cosine, k = 295</w:t>
+            </w:r>
+          </w:p>
+        </w:tc>
+        <w:tc>
+          <w:p>
+            <w:pPr>
+              <w:pStyle w:val="Compact"/>
+              <w:jc w:val="left"/>
+            </w:pPr>
+            <w:r>
+              <w:t xml:space="preserve">0.140 (0.134–0.145)</w:t>
+            </w:r>
+          </w:p>
+        </w:tc>
+        <w:tc>
+          <w:p>
+            <w:pPr>
+              <w:pStyle w:val="Compact"/>
+              <w:jc w:val="left"/>
+            </w:pPr>
+            <w:r>
+              <w:t xml:space="preserve">0.005 (0.003–0.014)</w:t>
+            </w:r>
+          </w:p>
+        </w:tc>
+      </w:tr>
+      <w:tr>
+        <w:tc>
+          <w:p>
+            <w:pPr>
+              <w:pStyle w:val="Compact"/>
+              <w:jc w:val="left"/>
+            </w:pPr>
+            <w:r>
+              <w:t xml:space="preserve">Retrieval</w:t>
+            </w:r>
+          </w:p>
+        </w:tc>
+        <w:tc>
+          <w:p>
+            <w:pPr>
+              <w:pStyle w:val="Compact"/>
+              <w:jc w:val="left"/>
+            </w:pPr>
+            <w:r>
+              <w:t xml:space="preserve">Plain cosine, k = 757</w:t>
+            </w:r>
+          </w:p>
+        </w:tc>
+        <w:tc>
+          <w:p>
+            <w:pPr>
+              <w:pStyle w:val="Compact"/>
+              <w:jc w:val="left"/>
+            </w:pPr>
+            <w:r>
+              <w:t xml:space="preserve">0.141 (0.135–0.146)</w:t>
+            </w:r>
+          </w:p>
+        </w:tc>
+        <w:tc>
+          <w:p>
+            <w:pPr>
+              <w:pStyle w:val="Compact"/>
+              <w:jc w:val="left"/>
+            </w:pPr>
+            <w:r>
+              <w:t xml:space="preserve">0.009 (0.004–0.016)</w:t>
+            </w:r>
+          </w:p>
+        </w:tc>
+      </w:tr>
+      <w:tr>
+        <w:tc>
+          <w:p>
+            <w:pPr>
+              <w:pStyle w:val="Compact"/>
+              <w:jc w:val="left"/>
+            </w:pPr>
+            <w:r>
+              <w:t xml:space="preserve">Retrieval</w:t>
+            </w:r>
+          </w:p>
+        </w:tc>
+        <w:tc>
+          <w:p>
+            <w:pPr>
+              <w:pStyle w:val="Compact"/>
+              <w:jc w:val="left"/>
+            </w:pPr>
+            <w:r>
+              <w:t xml:space="preserve">Random, uniform weights, k = 32,720</w:t>
+            </w:r>
+          </w:p>
+        </w:tc>
+        <w:tc>
+          <w:p>
+            <w:pPr>
+              <w:pStyle w:val="Compact"/>
+              <w:jc w:val="left"/>
+            </w:pPr>
+            <w:r>
+              <w:t xml:space="preserve">0.144 (0.139–0.150)</w:t>
+            </w:r>
+          </w:p>
+        </w:tc>
+        <w:tc>
+          <w:p>
+            <w:pPr>
+              <w:pStyle w:val="Compact"/>
+              <w:jc w:val="left"/>
+            </w:pPr>
+            <w:r>
+              <w:t xml:space="preserve">0.00001* (0.0001–0.009)</w:t>
             </w:r>
           </w:p>
         </w:tc>
@@ -470,184 +613,29 @@
         <w:pStyle w:val="BodyText"/>
       </w:pPr>
       <w:r>
-        <w:t xml:space="preserve">Retrieval rows, each at its own test-selected best k, with bootstrap 95% CIs:</w:t>
+        <w:t xml:space="preserve">* The random arm’s WCE lies below its own bootstrap interval. Its predicted risks all sit within 0.002 of the outcome rate, so on the full test set the binned error is almost zero. Every resample moves the observed rate away from those fixed risks, so the resampled errors are larger. The interval therefore describes resampling noise around a near-zero error, not uncertainty about a positive one.</w:t>
+      </w:r>
+    </w:p>
+    <w:p>
+      <w:pPr>
+        <w:pStyle w:val="BodyText"/>
+      </w:pPr>
+      <w:r>
+        <w:t xml:space="preserve">Table S4. Slopes and intercepts fitted to the binned calibration curves, with bootstrap 95% CIs, for the 8 classifiers and the 3 retrieval arms at their own test-selected best k. These descriptive values are retained from the original overall calibration analysis and are not individual-level logistic calibration parameters. See section S9 for the latter. For random retrieval every predicted risk lies between 0.173 and 0.176, so a slope cannot be estimated. The wide classifier intervals come from fitting a line through 10 equal-width bins, several of which hold few patients.</w:t>
       </w:r>
     </w:p>
     <w:tbl>
       <w:tblPr>
         <w:tblStyle w:val="Table"/>
-        <w:tblW w:type="pct" w:w="0.0"/>
+        <w:tblW w:type="pct" w:w="4999.999999999999"/>
         <w:tblLook w:firstRow="1" w:lastRow="0" w:firstColumn="0" w:lastColumn="0" w:noHBand="0" w:noVBand="0" w:val="0020"/>
       </w:tblPr>
-      <w:tblGrid/>
-      <w:tr>
-        <w:tc>
-          <w:p>
-            <w:pPr>
-              <w:pStyle w:val="Compact"/>
-              <w:jc w:val="left"/>
-            </w:pPr>
-            <w:r>
-              <w:rPr>
-                <w:bCs/>
-                <w:b/>
-              </w:rPr>
-              <w:t xml:space="preserve">Retrieval arm</w:t>
-            </w:r>
-          </w:p>
-        </w:tc>
-        <w:tc>
-          <w:p>
-            <w:pPr>
-              <w:pStyle w:val="Compact"/>
-              <w:jc w:val="left"/>
-            </w:pPr>
-            <w:r>
-              <w:rPr>
-                <w:bCs/>
-                <w:b/>
-              </w:rPr>
-              <w:t xml:space="preserve">Brier (95% CI)</w:t>
-            </w:r>
-          </w:p>
-        </w:tc>
-        <w:tc>
-          <w:p>
-            <w:pPr>
-              <w:pStyle w:val="Compact"/>
-              <w:jc w:val="left"/>
-            </w:pPr>
-            <w:r>
-              <w:rPr>
-                <w:bCs/>
-                <w:b/>
-              </w:rPr>
-              <w:t xml:space="preserve">WCE (95% CI)</w:t>
-            </w:r>
-          </w:p>
-        </w:tc>
-      </w:tr>
-      <w:tr>
-        <w:tc>
-          <w:p>
-            <w:pPr>
-              <w:pStyle w:val="Compact"/>
-              <w:jc w:val="left"/>
-            </w:pPr>
-            <w:r>
-              <w:t xml:space="preserve">Importance-weighted cosine, k = 295</w:t>
-            </w:r>
-          </w:p>
-        </w:tc>
-        <w:tc>
-          <w:p>
-            <w:pPr>
-              <w:pStyle w:val="Compact"/>
-              <w:jc w:val="left"/>
-            </w:pPr>
-            <w:r>
-              <w:t xml:space="preserve">0.140 (0.134–0.145)</w:t>
-            </w:r>
-          </w:p>
-        </w:tc>
-        <w:tc>
-          <w:p>
-            <w:pPr>
-              <w:pStyle w:val="Compact"/>
-              <w:jc w:val="left"/>
-            </w:pPr>
-            <w:r>
-              <w:t xml:space="preserve">0.005 (0.003–0.014)</w:t>
-            </w:r>
-          </w:p>
-        </w:tc>
-      </w:tr>
-      <w:tr>
-        <w:tc>
-          <w:p>
-            <w:pPr>
-              <w:pStyle w:val="Compact"/>
-              <w:jc w:val="left"/>
-            </w:pPr>
-            <w:r>
-              <w:t xml:space="preserve">Plain cosine, k = 757</w:t>
-            </w:r>
-          </w:p>
-        </w:tc>
-        <w:tc>
-          <w:p>
-            <w:pPr>
-              <w:pStyle w:val="Compact"/>
-              <w:jc w:val="left"/>
-            </w:pPr>
-            <w:r>
-              <w:t xml:space="preserve">0.141 (0.135–0.146)</w:t>
-            </w:r>
-          </w:p>
-        </w:tc>
-        <w:tc>
-          <w:p>
-            <w:pPr>
-              <w:pStyle w:val="Compact"/>
-              <w:jc w:val="left"/>
-            </w:pPr>
-            <w:r>
-              <w:t xml:space="preserve">0.009 (0.004–0.016)</w:t>
-            </w:r>
-          </w:p>
-        </w:tc>
-      </w:tr>
-      <w:tr>
-        <w:tc>
-          <w:p>
-            <w:pPr>
-              <w:pStyle w:val="Compact"/>
-              <w:jc w:val="left"/>
-            </w:pPr>
-            <w:r>
-              <w:t xml:space="preserve">Random, uniform weights, k = 32,720</w:t>
-            </w:r>
-          </w:p>
-        </w:tc>
-        <w:tc>
-          <w:p>
-            <w:pPr>
-              <w:pStyle w:val="Compact"/>
-              <w:jc w:val="left"/>
-            </w:pPr>
-            <w:r>
-              <w:t xml:space="preserve">0.144 (0.139–0.150)</w:t>
-            </w:r>
-          </w:p>
-        </w:tc>
-        <w:tc>
-          <w:p>
-            <w:pPr>
-              <w:pStyle w:val="Compact"/>
-              <w:jc w:val="left"/>
-            </w:pPr>
-            <w:r>
-              <w:t xml:space="preserve">0.000 (0.000–0.009)</w:t>
-            </w:r>
-          </w:p>
-        </w:tc>
-      </w:tr>
-    </w:tbl>
-    <w:p>
-      <w:pPr>
-        <w:pStyle w:val="BodyText"/>
-      </w:pPr>
-      <w:r>
-        <w:t xml:space="preserve">Table S4. Slopes and intercepts fitted to the binned calibration curves. These descriptive values are retained from the original overall calibration analysis and are not individual-level logistic calibration parameters. See section S9 for the latter.</w:t>
-      </w:r>
-    </w:p>
-    <w:tbl>
-      <w:tblPr>
-        <w:tblStyle w:val="Table"/>
-        <w:tblW w:type="pct" w:w="0.0"/>
-        <w:tblLook w:firstRow="1" w:lastRow="0" w:firstColumn="0" w:lastColumn="0" w:noHBand="0" w:noVBand="0" w:val="0020"/>
-      </w:tblPr>
-      <w:tblGrid/>
+      <w:tblGrid>
+        <w:gridCol w:w="1815"/>
+        <w:gridCol w:w="2475"/>
+        <w:gridCol w:w="1815"/>
+        <w:gridCol w:w="1815"/>
+      </w:tblGrid>
       <w:tr>
         <w:tc>
           <w:p>
@@ -675,7 +663,7 @@
                 <w:bCs/>
                 <w:b/>
               </w:rPr>
-              <w:t xml:space="preserve">Classifier</w:t>
+              <w:t xml:space="preserve">Model</w:t>
             </w:r>
           </w:p>
         </w:tc>
@@ -690,7 +678,7 @@
                 <w:bCs/>
                 <w:b/>
               </w:rPr>
-              <w:t xml:space="preserve">Binned slope</w:t>
+              <w:t xml:space="preserve">Binned slope (95% CI)</w:t>
             </w:r>
           </w:p>
         </w:tc>
@@ -705,7 +693,7 @@
                 <w:bCs/>
                 <w:b/>
               </w:rPr>
-              <w:t xml:space="preserve">Binned intercept</w:t>
+              <w:t xml:space="preserve">Binned intercept (95% CI)</w:t>
             </w:r>
           </w:p>
         </w:tc>
@@ -740,18 +728,18 @@
               <w:jc w:val="left"/>
             </w:pPr>
             <w:r>
-              <w:t xml:space="preserve">1.27</w:t>
-            </w:r>
-          </w:p>
-        </w:tc>
-        <w:tc>
-          <w:p>
-            <w:pPr>
-              <w:pStyle w:val="Compact"/>
-              <w:jc w:val="left"/>
-            </w:pPr>
-            <w:r>
-              <w:t xml:space="preserve">−0.07</w:t>
+              <w:t xml:space="preserve">1.27 (0.86–1.43)</w:t>
+            </w:r>
+          </w:p>
+        </w:tc>
+        <w:tc>
+          <w:p>
+            <w:pPr>
+              <w:pStyle w:val="Compact"/>
+              <w:jc w:val="left"/>
+            </w:pPr>
+            <w:r>
+              <w:t xml:space="preserve">−0.07 (−0.10 to +0.03)</w:t>
             </w:r>
           </w:p>
         </w:tc>
@@ -786,18 +774,18 @@
               <w:jc w:val="left"/>
             </w:pPr>
             <w:r>
-              <w:t xml:space="preserve">1.15</w:t>
-            </w:r>
-          </w:p>
-        </w:tc>
-        <w:tc>
-          <w:p>
-            <w:pPr>
-              <w:pStyle w:val="Compact"/>
-              <w:jc w:val="left"/>
-            </w:pPr>
-            <w:r>
-              <w:t xml:space="preserve">−0.02</w:t>
+              <w:t xml:space="preserve">1.15 (0.34–1.98)</w:t>
+            </w:r>
+          </w:p>
+        </w:tc>
+        <w:tc>
+          <w:p>
+            <w:pPr>
+              <w:pStyle w:val="Compact"/>
+              <w:jc w:val="left"/>
+            </w:pPr>
+            <w:r>
+              <w:t xml:space="preserve">−0.02 (−0.18 to +0.13)</w:t>
             </w:r>
           </w:p>
         </w:tc>
@@ -832,18 +820,18 @@
               <w:jc w:val="left"/>
             </w:pPr>
             <w:r>
-              <w:t xml:space="preserve">1.01</w:t>
-            </w:r>
-          </w:p>
-        </w:tc>
-        <w:tc>
-          <w:p>
-            <w:pPr>
-              <w:pStyle w:val="Compact"/>
-              <w:jc w:val="left"/>
-            </w:pPr>
-            <w:r>
-              <w:t xml:space="preserve">0.01</w:t>
+              <w:t xml:space="preserve">1.01 (0.42–1.59)</w:t>
+            </w:r>
+          </w:p>
+        </w:tc>
+        <w:tc>
+          <w:p>
+            <w:pPr>
+              <w:pStyle w:val="Compact"/>
+              <w:jc w:val="left"/>
+            </w:pPr>
+            <w:r>
+              <w:t xml:space="preserve">+0.01 (−0.12 to +0.14)</w:t>
             </w:r>
           </w:p>
         </w:tc>
@@ -878,18 +866,18 @@
               <w:jc w:val="left"/>
             </w:pPr>
             <w:r>
-              <w:t xml:space="preserve">0.75</w:t>
-            </w:r>
-          </w:p>
-        </w:tc>
-        <w:tc>
-          <w:p>
-            <w:pPr>
-              <w:pStyle w:val="Compact"/>
-              <w:jc w:val="left"/>
-            </w:pPr>
-            <w:r>
-              <w:t xml:space="preserve">0.07</w:t>
+              <w:t xml:space="preserve">0.75 (0.22–1.39)</w:t>
+            </w:r>
+          </w:p>
+        </w:tc>
+        <w:tc>
+          <w:p>
+            <w:pPr>
+              <w:pStyle w:val="Compact"/>
+              <w:jc w:val="left"/>
+            </w:pPr>
+            <w:r>
+              <w:t xml:space="preserve">+0.07 (−0.08 to +0.19)</w:t>
             </w:r>
           </w:p>
         </w:tc>
@@ -924,18 +912,18 @@
               <w:jc w:val="left"/>
             </w:pPr>
             <w:r>
-              <w:t xml:space="preserve">0.78</w:t>
-            </w:r>
-          </w:p>
-        </w:tc>
-        <w:tc>
-          <w:p>
-            <w:pPr>
-              <w:pStyle w:val="Compact"/>
-              <w:jc w:val="left"/>
-            </w:pPr>
-            <w:r>
-              <w:t xml:space="preserve">0.06</w:t>
+              <w:t xml:space="preserve">0.78 (0.20–1.33)</w:t>
+            </w:r>
+          </w:p>
+        </w:tc>
+        <w:tc>
+          <w:p>
+            <w:pPr>
+              <w:pStyle w:val="Compact"/>
+              <w:jc w:val="left"/>
+            </w:pPr>
+            <w:r>
+              <w:t xml:space="preserve">+0.06 (−0.08 to +0.20)</w:t>
             </w:r>
           </w:p>
         </w:tc>
@@ -970,18 +958,18 @@
               <w:jc w:val="left"/>
             </w:pPr>
             <w:r>
-              <w:t xml:space="preserve">1.84</w:t>
-            </w:r>
-          </w:p>
-        </w:tc>
-        <w:tc>
-          <w:p>
-            <w:pPr>
-              <w:pStyle w:val="Compact"/>
-              <w:jc w:val="left"/>
-            </w:pPr>
-            <w:r>
-              <w:t xml:space="preserve">−0.15</w:t>
+              <w:t xml:space="preserve">1.84 (1.41–2.23)</w:t>
+            </w:r>
+          </w:p>
+        </w:tc>
+        <w:tc>
+          <w:p>
+            <w:pPr>
+              <w:pStyle w:val="Compact"/>
+              <w:jc w:val="left"/>
+            </w:pPr>
+            <w:r>
+              <w:t xml:space="preserve">−0.15 (−0.22 to −0.08)</w:t>
             </w:r>
           </w:p>
         </w:tc>
@@ -1016,18 +1004,18 @@
               <w:jc w:val="left"/>
             </w:pPr>
             <w:r>
-              <w:t xml:space="preserve">0.87</w:t>
-            </w:r>
-          </w:p>
-        </w:tc>
-        <w:tc>
-          <w:p>
-            <w:pPr>
-              <w:pStyle w:val="Compact"/>
-              <w:jc w:val="left"/>
-            </w:pPr>
-            <w:r>
-              <w:t xml:space="preserve">0.04</w:t>
+              <w:t xml:space="preserve">0.87 (0.28–1.48)</w:t>
+            </w:r>
+          </w:p>
+        </w:tc>
+        <w:tc>
+          <w:p>
+            <w:pPr>
+              <w:pStyle w:val="Compact"/>
+              <w:jc w:val="left"/>
+            </w:pPr>
+            <w:r>
+              <w:t xml:space="preserve">+0.04 (−0.11 to +0.19)</w:t>
             </w:r>
           </w:p>
         </w:tc>
@@ -1062,81 +1050,18 @@
               <w:jc w:val="left"/>
             </w:pPr>
             <w:r>
-              <w:t xml:space="preserve">1.02</w:t>
-            </w:r>
-          </w:p>
-        </w:tc>
-        <w:tc>
-          <w:p>
-            <w:pPr>
-              <w:pStyle w:val="Compact"/>
-              <w:jc w:val="left"/>
-            </w:pPr>
-            <w:r>
-              <w:t xml:space="preserve">0.02</w:t>
-            </w:r>
-          </w:p>
-        </w:tc>
-      </w:tr>
-    </w:tbl>
-    <w:p>
-      <w:pPr>
-        <w:pStyle w:val="BodyText"/>
-      </w:pPr>
-      <w:r>
-        <w:t xml:space="preserve">Retrieval rows, each at its own test-selected best k, with bootstrap 95% CIs. For random retrieval every predicted risk lies between 0.173 and 0.176, so a slope cannot be estimated.</w:t>
-      </w:r>
-    </w:p>
-    <w:tbl>
-      <w:tblPr>
-        <w:tblStyle w:val="Table"/>
-        <w:tblW w:type="pct" w:w="0.0"/>
-        <w:tblLook w:firstRow="1" w:lastRow="0" w:firstColumn="0" w:lastColumn="0" w:noHBand="0" w:noVBand="0" w:val="0020"/>
-      </w:tblPr>
-      <w:tblGrid/>
-      <w:tr>
-        <w:tc>
-          <w:p>
-            <w:pPr>
-              <w:pStyle w:val="Compact"/>
-              <w:jc w:val="left"/>
-            </w:pPr>
-            <w:r>
-              <w:rPr>
-                <w:bCs/>
-                <w:b/>
-              </w:rPr>
-              <w:t xml:space="preserve">Retrieval arm</w:t>
-            </w:r>
-          </w:p>
-        </w:tc>
-        <w:tc>
-          <w:p>
-            <w:pPr>
-              <w:pStyle w:val="Compact"/>
-              <w:jc w:val="left"/>
-            </w:pPr>
-            <w:r>
-              <w:rPr>
-                <w:bCs/>
-                <w:b/>
-              </w:rPr>
-              <w:t xml:space="preserve">Slope (95% CI)</w:t>
-            </w:r>
-          </w:p>
-        </w:tc>
-        <w:tc>
-          <w:p>
-            <w:pPr>
-              <w:pStyle w:val="Compact"/>
-              <w:jc w:val="left"/>
-            </w:pPr>
-            <w:r>
-              <w:rPr>
-                <w:bCs/>
-                <w:b/>
-              </w:rPr>
-              <w:t xml:space="preserve">Intercept (95% CI)</w:t>
+              <w:t xml:space="preserve">1.02 (0.53–1.52)</w:t>
+            </w:r>
+          </w:p>
+        </w:tc>
+        <w:tc>
+          <w:p>
+            <w:pPr>
+              <w:pStyle w:val="Compact"/>
+              <w:jc w:val="left"/>
+            </w:pPr>
+            <w:r>
+              <w:t xml:space="preserve">+0.02 (−0.09 to +0.13)</w:t>
             </w:r>
           </w:p>
         </w:tc>
@@ -1149,7 +1074,18 @@
               <w:jc w:val="left"/>
             </w:pPr>
             <w:r>
-              <w:t xml:space="preserve">Weighted cosine, k = 295</w:t>
+              <w:t xml:space="preserve">Retrieval</w:t>
+            </w:r>
+          </w:p>
+        </w:tc>
+        <w:tc>
+          <w:p>
+            <w:pPr>
+              <w:pStyle w:val="Compact"/>
+              <w:jc w:val="left"/>
+            </w:pPr>
+            <w:r>
+              <w:t xml:space="preserve">Importance-weighted cosine, k = 295</w:t>
             </w:r>
           </w:p>
         </w:tc>
@@ -1184,6 +1120,17 @@
               <w:jc w:val="left"/>
             </w:pPr>
             <w:r>
+              <w:t xml:space="preserve">Retrieval</w:t>
+            </w:r>
+          </w:p>
+        </w:tc>
+        <w:tc>
+          <w:p>
+            <w:pPr>
+              <w:pStyle w:val="Compact"/>
+              <w:jc w:val="left"/>
+            </w:pPr>
+            <w:r>
               <w:t xml:space="preserve">Plain cosine, k = 757</w:t>
             </w:r>
           </w:p>
@@ -1219,7 +1166,18 @@
               <w:jc w:val="left"/>
             </w:pPr>
             <w:r>
-              <w:t xml:space="preserve">Random, k = 32,720</w:t>
+              <w:t xml:space="preserve">Retrieval</w:t>
+            </w:r>
+          </w:p>
+        </w:tc>
+        <w:tc>
+          <w:p>
+            <w:pPr>
+              <w:pStyle w:val="Compact"/>
+              <w:jc w:val="left"/>
+            </w:pPr>
+            <w:r>
+              <w:t xml:space="preserve">Random, uniform weights, k = 32,720</w:t>
             </w:r>
           </w:p>
         </w:tc>

--- a/research/TRD-EHR/paper1-trd-prediction/parts/supplement/17-s3-calibration.docx
+++ b/research/TRD-EHR/paper1-trd-prediction/parts/supplement/17-s3-calibration.docx
@@ -2,7 +2,7 @@
 <file path=word/document.xml><?xml version="1.0" encoding="utf-8"?>
 <w:document xmlns:w="http://schemas.openxmlformats.org/wordprocessingml/2006/main" xmlns:m="http://schemas.openxmlformats.org/officeDocument/2006/math" xmlns:r="http://schemas.openxmlformats.org/officeDocument/2006/relationships" xmlns:o="urn:schemas-microsoft-com:office:office" xmlns:v="urn:schemas-microsoft-com:vml" xmlns:w10="urn:schemas-microsoft-com:office:word" xmlns:a="http://schemas.openxmlformats.org/drawingml/2006/main" xmlns:pic="http://schemas.openxmlformats.org/drawingml/2006/picture" xmlns:wp="http://schemas.openxmlformats.org/drawingml/2006/wordprocessingDrawing">
   <w:body>
-    <w:bookmarkStart w:id="25" w:name="s3-calibration"/>
+    <w:bookmarkStart w:id="24" w:name="_24af855a24565bc512e345a16e8d55bb40fcc9a"/>
     <w:p>
       <w:pPr>
         <w:pStyle w:val="Heading1"/>
@@ -16,7 +16,7 @@
         <w:pStyle w:val="FirstParagraph"/>
       </w:pPr>
       <w:r>
-        <w:t xml:space="preserve">Table S3 reports Brier score and weighted calibration error (WCE), for which lower values are better. Across the 8 classifiers, Brier scores ran from 0.137 (95% CI 0.132–0.142) to 0.140 (95% CI 0.134–0.145) and WCE from 0.004 (95% CI 0.003–0.013) to 0.018 (95% CI 0.011–0.026). The binned calibration slopes and intercepts originally reported in the manuscript are retained below, separately from the individual-level logistic slopes in section S9. Binned slopes should not be interpreted as conventional logistic calibration slopes.</w:t>
+        <w:t xml:space="preserve">Table S3 reports Brier score and weighted calibration error (WCE), for which lower values are better. Across the 8 classifiers, Brier scores ran from 0.137 (95% CI 0.132–0.142) to 0.140 (95% CI 0.134–0.145) and WCE from 0.004 (95% CI 0.003–0.013) to 0.018 (95% CI 0.011–0.026). Table S4 reports binned calibration slopes and intercepts, separately from the individual-level logistic slopes in section S9. Binned slopes should not be interpreted as conventional logistic calibration slopes.</w:t>
       </w:r>
     </w:p>
     <w:p>
@@ -30,7 +30,8 @@
     <w:tbl>
       <w:tblPr>
         <w:tblStyle w:val="Table"/>
-        <w:tblW w:type="pct" w:w="4999.999999999999"/>
+        <w:tblW w:type="pct" w:w="5000"/>
+        <w:tblLayout w:type="fixed"/>
         <w:tblLook w:firstRow="1" w:lastRow="0" w:firstColumn="0" w:lastColumn="0" w:noHBand="0" w:noVBand="0" w:val="0020"/>
       </w:tblPr>
       <w:tblGrid>
@@ -40,61 +41,64 @@
         <w:gridCol w:w="1815"/>
       </w:tblGrid>
       <w:tr>
-        <w:tc>
-          <w:p>
-            <w:pPr>
-              <w:pStyle w:val="Compact"/>
-              <w:jc w:val="left"/>
+        <w:trPr>
+          <w:tblHeader w:val="on"/>
+        </w:trPr>
+        <w:tc>
+          <w:tcPr/>
+          <w:p>
+            <w:pPr>
+              <w:pStyle w:val="Compact"/>
             </w:pPr>
             <w:r>
               <w:rPr>
+                <w:b/>
                 <w:bCs/>
-                <w:b/>
               </w:rPr>
               <w:t xml:space="preserve">Representation</w:t>
             </w:r>
           </w:p>
         </w:tc>
         <w:tc>
-          <w:p>
-            <w:pPr>
-              <w:pStyle w:val="Compact"/>
-              <w:jc w:val="left"/>
+          <w:tcPr/>
+          <w:p>
+            <w:pPr>
+              <w:pStyle w:val="Compact"/>
             </w:pPr>
             <w:r>
               <w:rPr>
+                <w:b/>
                 <w:bCs/>
-                <w:b/>
               </w:rPr>
               <w:t xml:space="preserve">Model</w:t>
             </w:r>
           </w:p>
         </w:tc>
         <w:tc>
-          <w:p>
-            <w:pPr>
-              <w:pStyle w:val="Compact"/>
-              <w:jc w:val="left"/>
+          <w:tcPr/>
+          <w:p>
+            <w:pPr>
+              <w:pStyle w:val="Compact"/>
             </w:pPr>
             <w:r>
               <w:rPr>
+                <w:b/>
                 <w:bCs/>
-                <w:b/>
               </w:rPr>
               <w:t xml:space="preserve">Brier (95% CI)</w:t>
             </w:r>
           </w:p>
         </w:tc>
         <w:tc>
-          <w:p>
-            <w:pPr>
-              <w:pStyle w:val="Compact"/>
-              <w:jc w:val="left"/>
+          <w:tcPr/>
+          <w:p>
+            <w:pPr>
+              <w:pStyle w:val="Compact"/>
             </w:pPr>
             <w:r>
               <w:rPr>
+                <w:b/>
                 <w:bCs/>
-                <w:b/>
               </w:rPr>
               <w:t xml:space="preserve">WCE (95% CI)</w:t>
             </w:r>
@@ -103,10 +107,10 @@
       </w:tr>
       <w:tr>
         <w:tc>
-          <w:p>
-            <w:pPr>
-              <w:pStyle w:val="Compact"/>
-              <w:jc w:val="left"/>
+          <w:tcPr/>
+          <w:p>
+            <w:pPr>
+              <w:pStyle w:val="Compact"/>
             </w:pPr>
             <w:r>
               <w:t xml:space="preserve">EMBEDDED</w:t>
@@ -114,10 +118,10 @@
           </w:p>
         </w:tc>
         <w:tc>
-          <w:p>
-            <w:pPr>
-              <w:pStyle w:val="Compact"/>
-              <w:jc w:val="left"/>
+          <w:tcPr/>
+          <w:p>
+            <w:pPr>
+              <w:pStyle w:val="Compact"/>
             </w:pPr>
             <w:r>
               <w:t xml:space="preserve">Logistic regression</w:t>
@@ -125,10 +129,10 @@
           </w:p>
         </w:tc>
         <w:tc>
-          <w:p>
-            <w:pPr>
-              <w:pStyle w:val="Compact"/>
-              <w:jc w:val="left"/>
+          <w:tcPr/>
+          <w:p>
+            <w:pPr>
+              <w:pStyle w:val="Compact"/>
             </w:pPr>
             <w:r>
               <w:t xml:space="preserve">0.137 (0.132–0.142)</w:t>
@@ -136,10 +140,10 @@
           </w:p>
         </w:tc>
         <w:tc>
-          <w:p>
-            <w:pPr>
-              <w:pStyle w:val="Compact"/>
-              <w:jc w:val="left"/>
+          <w:tcPr/>
+          <w:p>
+            <w:pPr>
+              <w:pStyle w:val="Compact"/>
             </w:pPr>
             <w:r>
               <w:t xml:space="preserve">0.010 (0.007–0.019)</w:t>
@@ -149,10 +153,10 @@
       </w:tr>
       <w:tr>
         <w:tc>
-          <w:p>
-            <w:pPr>
-              <w:pStyle w:val="Compact"/>
-              <w:jc w:val="left"/>
+          <w:tcPr/>
+          <w:p>
+            <w:pPr>
+              <w:pStyle w:val="Compact"/>
             </w:pPr>
             <w:r>
               <w:t xml:space="preserve">EMBEDDED</w:t>
@@ -160,10 +164,10 @@
           </w:p>
         </w:tc>
         <w:tc>
-          <w:p>
-            <w:pPr>
-              <w:pStyle w:val="Compact"/>
-              <w:jc w:val="left"/>
+          <w:tcPr/>
+          <w:p>
+            <w:pPr>
+              <w:pStyle w:val="Compact"/>
             </w:pPr>
             <w:r>
               <w:t xml:space="preserve">Random forest</w:t>
@@ -171,10 +175,10 @@
           </w:p>
         </w:tc>
         <w:tc>
-          <w:p>
-            <w:pPr>
-              <w:pStyle w:val="Compact"/>
-              <w:jc w:val="left"/>
+          <w:tcPr/>
+          <w:p>
+            <w:pPr>
+              <w:pStyle w:val="Compact"/>
             </w:pPr>
             <w:r>
               <w:t xml:space="preserve">0.140 (0.134–0.145)</w:t>
@@ -182,10 +186,10 @@
           </w:p>
         </w:tc>
         <w:tc>
-          <w:p>
-            <w:pPr>
-              <w:pStyle w:val="Compact"/>
-              <w:jc w:val="left"/>
+          <w:tcPr/>
+          <w:p>
+            <w:pPr>
+              <w:pStyle w:val="Compact"/>
             </w:pPr>
             <w:r>
               <w:t xml:space="preserve">0.006 (0.005–0.015)</w:t>
@@ -195,10 +199,10 @@
       </w:tr>
       <w:tr>
         <w:tc>
-          <w:p>
-            <w:pPr>
-              <w:pStyle w:val="Compact"/>
-              <w:jc w:val="left"/>
+          <w:tcPr/>
+          <w:p>
+            <w:pPr>
+              <w:pStyle w:val="Compact"/>
             </w:pPr>
             <w:r>
               <w:t xml:space="preserve">EMBEDDED</w:t>
@@ -206,10 +210,10 @@
           </w:p>
         </w:tc>
         <w:tc>
-          <w:p>
-            <w:pPr>
-              <w:pStyle w:val="Compact"/>
-              <w:jc w:val="left"/>
+          <w:tcPr/>
+          <w:p>
+            <w:pPr>
+              <w:pStyle w:val="Compact"/>
             </w:pPr>
             <w:r>
               <w:t xml:space="preserve">Gradient boosting</w:t>
@@ -217,10 +221,10 @@
           </w:p>
         </w:tc>
         <w:tc>
-          <w:p>
-            <w:pPr>
-              <w:pStyle w:val="Compact"/>
-              <w:jc w:val="left"/>
+          <w:tcPr/>
+          <w:p>
+            <w:pPr>
+              <w:pStyle w:val="Compact"/>
             </w:pPr>
             <w:r>
               <w:t xml:space="preserve">0.139 (0.134–0.144)</w:t>
@@ -228,10 +232,10 @@
           </w:p>
         </w:tc>
         <w:tc>
-          <w:p>
-            <w:pPr>
-              <w:pStyle w:val="Compact"/>
-              <w:jc w:val="left"/>
+          <w:tcPr/>
+          <w:p>
+            <w:pPr>
+              <w:pStyle w:val="Compact"/>
             </w:pPr>
             <w:r>
               <w:t xml:space="preserve">0.004 (0.003–0.013)</w:t>
@@ -241,10 +245,10 @@
       </w:tr>
       <w:tr>
         <w:tc>
-          <w:p>
-            <w:pPr>
-              <w:pStyle w:val="Compact"/>
-              <w:jc w:val="left"/>
+          <w:tcPr/>
+          <w:p>
+            <w:pPr>
+              <w:pStyle w:val="Compact"/>
             </w:pPr>
             <w:r>
               <w:t xml:space="preserve">EMBEDDED</w:t>
@@ -252,10 +256,10 @@
           </w:p>
         </w:tc>
         <w:tc>
-          <w:p>
-            <w:pPr>
-              <w:pStyle w:val="Compact"/>
-              <w:jc w:val="left"/>
+          <w:tcPr/>
+          <w:p>
+            <w:pPr>
+              <w:pStyle w:val="Compact"/>
             </w:pPr>
             <w:r>
               <w:t xml:space="preserve">XGBoost</w:t>
@@ -263,10 +267,10 @@
           </w:p>
         </w:tc>
         <w:tc>
-          <w:p>
-            <w:pPr>
-              <w:pStyle w:val="Compact"/>
-              <w:jc w:val="left"/>
+          <w:tcPr/>
+          <w:p>
+            <w:pPr>
+              <w:pStyle w:val="Compact"/>
             </w:pPr>
             <w:r>
               <w:t xml:space="preserve">0.139 (0.134–0.144)</w:t>
@@ -274,10 +278,10 @@
           </w:p>
         </w:tc>
         <w:tc>
-          <w:p>
-            <w:pPr>
-              <w:pStyle w:val="Compact"/>
-              <w:jc w:val="left"/>
+          <w:tcPr/>
+          <w:p>
+            <w:pPr>
+              <w:pStyle w:val="Compact"/>
             </w:pPr>
             <w:r>
               <w:t xml:space="preserve">0.013 (0.007–0.022)</w:t>
@@ -287,10 +291,10 @@
       </w:tr>
       <w:tr>
         <w:tc>
-          <w:p>
-            <w:pPr>
-              <w:pStyle w:val="Compact"/>
-              <w:jc w:val="left"/>
+          <w:tcPr/>
+          <w:p>
+            <w:pPr>
+              <w:pStyle w:val="Compact"/>
             </w:pPr>
             <w:r>
               <w:t xml:space="preserve">FEATURE</w:t>
@@ -298,10 +302,10 @@
           </w:p>
         </w:tc>
         <w:tc>
-          <w:p>
-            <w:pPr>
-              <w:pStyle w:val="Compact"/>
-              <w:jc w:val="left"/>
+          <w:tcPr/>
+          <w:p>
+            <w:pPr>
+              <w:pStyle w:val="Compact"/>
             </w:pPr>
             <w:r>
               <w:t xml:space="preserve">Logistic regression</w:t>
@@ -309,10 +313,10 @@
           </w:p>
         </w:tc>
         <w:tc>
-          <w:p>
-            <w:pPr>
-              <w:pStyle w:val="Compact"/>
-              <w:jc w:val="left"/>
+          <w:tcPr/>
+          <w:p>
+            <w:pPr>
+              <w:pStyle w:val="Compact"/>
             </w:pPr>
             <w:r>
               <w:t xml:space="preserve">0.139 (0.134–0.144)</w:t>
@@ -320,10 +324,10 @@
           </w:p>
         </w:tc>
         <w:tc>
-          <w:p>
-            <w:pPr>
-              <w:pStyle w:val="Compact"/>
-              <w:jc w:val="left"/>
+          <w:tcPr/>
+          <w:p>
+            <w:pPr>
+              <w:pStyle w:val="Compact"/>
             </w:pPr>
             <w:r>
               <w:t xml:space="preserve">0.005 (0.003–0.015)</w:t>
@@ -333,10 +337,10 @@
       </w:tr>
       <w:tr>
         <w:tc>
-          <w:p>
-            <w:pPr>
-              <w:pStyle w:val="Compact"/>
-              <w:jc w:val="left"/>
+          <w:tcPr/>
+          <w:p>
+            <w:pPr>
+              <w:pStyle w:val="Compact"/>
             </w:pPr>
             <w:r>
               <w:t xml:space="preserve">FEATURE</w:t>
@@ -344,10 +348,10 @@
           </w:p>
         </w:tc>
         <w:tc>
-          <w:p>
-            <w:pPr>
-              <w:pStyle w:val="Compact"/>
-              <w:jc w:val="left"/>
+          <w:tcPr/>
+          <w:p>
+            <w:pPr>
+              <w:pStyle w:val="Compact"/>
             </w:pPr>
             <w:r>
               <w:t xml:space="preserve">Random forest</w:t>
@@ -355,10 +359,10 @@
           </w:p>
         </w:tc>
         <w:tc>
-          <w:p>
-            <w:pPr>
-              <w:pStyle w:val="Compact"/>
-              <w:jc w:val="left"/>
+          <w:tcPr/>
+          <w:p>
+            <w:pPr>
+              <w:pStyle w:val="Compact"/>
             </w:pPr>
             <w:r>
               <w:t xml:space="preserve">0.139 (0.134–0.144)</w:t>
@@ -366,10 +370,10 @@
           </w:p>
         </w:tc>
         <w:tc>
-          <w:p>
-            <w:pPr>
-              <w:pStyle w:val="Compact"/>
-              <w:jc w:val="left"/>
+          <w:tcPr/>
+          <w:p>
+            <w:pPr>
+              <w:pStyle w:val="Compact"/>
             </w:pPr>
             <w:r>
               <w:t xml:space="preserve">0.018 (0.011–0.026)</w:t>
@@ -379,10 +383,10 @@
       </w:tr>
       <w:tr>
         <w:tc>
-          <w:p>
-            <w:pPr>
-              <w:pStyle w:val="Compact"/>
-              <w:jc w:val="left"/>
+          <w:tcPr/>
+          <w:p>
+            <w:pPr>
+              <w:pStyle w:val="Compact"/>
             </w:pPr>
             <w:r>
               <w:t xml:space="preserve">FEATURE</w:t>
@@ -390,10 +394,10 @@
           </w:p>
         </w:tc>
         <w:tc>
-          <w:p>
-            <w:pPr>
-              <w:pStyle w:val="Compact"/>
-              <w:jc w:val="left"/>
+          <w:tcPr/>
+          <w:p>
+            <w:pPr>
+              <w:pStyle w:val="Compact"/>
             </w:pPr>
             <w:r>
               <w:t xml:space="preserve">Gradient boosting</w:t>
@@ -401,10 +405,10 @@
           </w:p>
         </w:tc>
         <w:tc>
-          <w:p>
-            <w:pPr>
-              <w:pStyle w:val="Compact"/>
-              <w:jc w:val="left"/>
+          <w:tcPr/>
+          <w:p>
+            <w:pPr>
+              <w:pStyle w:val="Compact"/>
             </w:pPr>
             <w:r>
               <w:t xml:space="preserve">0.138 (0.133–0.143)</w:t>
@@ -412,10 +416,10 @@
           </w:p>
         </w:tc>
         <w:tc>
-          <w:p>
-            <w:pPr>
-              <w:pStyle w:val="Compact"/>
-              <w:jc w:val="left"/>
+          <w:tcPr/>
+          <w:p>
+            <w:pPr>
+              <w:pStyle w:val="Compact"/>
             </w:pPr>
             <w:r>
               <w:t xml:space="preserve">0.010 (0.005–0.018)</w:t>
@@ -425,10 +429,10 @@
       </w:tr>
       <w:tr>
         <w:tc>
-          <w:p>
-            <w:pPr>
-              <w:pStyle w:val="Compact"/>
-              <w:jc w:val="left"/>
+          <w:tcPr/>
+          <w:p>
+            <w:pPr>
+              <w:pStyle w:val="Compact"/>
             </w:pPr>
             <w:r>
               <w:t xml:space="preserve">FEATURE</w:t>
@@ -436,10 +440,10 @@
           </w:p>
         </w:tc>
         <w:tc>
-          <w:p>
-            <w:pPr>
-              <w:pStyle w:val="Compact"/>
-              <w:jc w:val="left"/>
+          <w:tcPr/>
+          <w:p>
+            <w:pPr>
+              <w:pStyle w:val="Compact"/>
             </w:pPr>
             <w:r>
               <w:t xml:space="preserve">XGBoost</w:t>
@@ -447,10 +451,10 @@
           </w:p>
         </w:tc>
         <w:tc>
-          <w:p>
-            <w:pPr>
-              <w:pStyle w:val="Compact"/>
-              <w:jc w:val="left"/>
+          <w:tcPr/>
+          <w:p>
+            <w:pPr>
+              <w:pStyle w:val="Compact"/>
             </w:pPr>
             <w:r>
               <w:t xml:space="preserve">0.138 (0.132–0.143)</w:t>
@@ -458,10 +462,10 @@
           </w:p>
         </w:tc>
         <w:tc>
-          <w:p>
-            <w:pPr>
-              <w:pStyle w:val="Compact"/>
-              <w:jc w:val="left"/>
+          <w:tcPr/>
+          <w:p>
+            <w:pPr>
+              <w:pStyle w:val="Compact"/>
             </w:pPr>
             <w:r>
               <w:t xml:space="preserve">0.012 (0.006–0.020)</w:t>
@@ -471,10 +475,10 @@
       </w:tr>
       <w:tr>
         <w:tc>
-          <w:p>
-            <w:pPr>
-              <w:pStyle w:val="Compact"/>
-              <w:jc w:val="left"/>
+          <w:tcPr/>
+          <w:p>
+            <w:pPr>
+              <w:pStyle w:val="Compact"/>
             </w:pPr>
             <w:r>
               <w:t xml:space="preserve">Retrieval</w:t>
@@ -482,21 +486,21 @@
           </w:p>
         </w:tc>
         <w:tc>
-          <w:p>
-            <w:pPr>
-              <w:pStyle w:val="Compact"/>
-              <w:jc w:val="left"/>
-            </w:pPr>
-            <w:r>
-              <w:t xml:space="preserve">Importance-weighted cosine, k = 295</w:t>
-            </w:r>
-          </w:p>
-        </w:tc>
-        <w:tc>
-          <w:p>
-            <w:pPr>
-              <w:pStyle w:val="Compact"/>
-              <w:jc w:val="left"/>
+          <w:tcPr/>
+          <w:p>
+            <w:pPr>
+              <w:pStyle w:val="Compact"/>
+            </w:pPr>
+            <w:r>
+              <w:t xml:space="preserve">Logistic-regression-weighted cosine, k = 295</w:t>
+            </w:r>
+          </w:p>
+        </w:tc>
+        <w:tc>
+          <w:tcPr/>
+          <w:p>
+            <w:pPr>
+              <w:pStyle w:val="Compact"/>
             </w:pPr>
             <w:r>
               <w:t xml:space="preserve">0.140 (0.134–0.145)</w:t>
@@ -504,10 +508,10 @@
           </w:p>
         </w:tc>
         <w:tc>
-          <w:p>
-            <w:pPr>
-              <w:pStyle w:val="Compact"/>
-              <w:jc w:val="left"/>
+          <w:tcPr/>
+          <w:p>
+            <w:pPr>
+              <w:pStyle w:val="Compact"/>
             </w:pPr>
             <w:r>
               <w:t xml:space="preserve">0.005 (0.003–0.014)</w:t>
@@ -517,10 +521,10 @@
       </w:tr>
       <w:tr>
         <w:tc>
-          <w:p>
-            <w:pPr>
-              <w:pStyle w:val="Compact"/>
-              <w:jc w:val="left"/>
+          <w:tcPr/>
+          <w:p>
+            <w:pPr>
+              <w:pStyle w:val="Compact"/>
             </w:pPr>
             <w:r>
               <w:t xml:space="preserve">Retrieval</w:t>
@@ -528,10 +532,10 @@
           </w:p>
         </w:tc>
         <w:tc>
-          <w:p>
-            <w:pPr>
-              <w:pStyle w:val="Compact"/>
-              <w:jc w:val="left"/>
+          <w:tcPr/>
+          <w:p>
+            <w:pPr>
+              <w:pStyle w:val="Compact"/>
             </w:pPr>
             <w:r>
               <w:t xml:space="preserve">Plain cosine, k = 757</w:t>
@@ -539,10 +543,10 @@
           </w:p>
         </w:tc>
         <w:tc>
-          <w:p>
-            <w:pPr>
-              <w:pStyle w:val="Compact"/>
-              <w:jc w:val="left"/>
+          <w:tcPr/>
+          <w:p>
+            <w:pPr>
+              <w:pStyle w:val="Compact"/>
             </w:pPr>
             <w:r>
               <w:t xml:space="preserve">0.141 (0.135–0.146)</w:t>
@@ -550,10 +554,10 @@
           </w:p>
         </w:tc>
         <w:tc>
-          <w:p>
-            <w:pPr>
-              <w:pStyle w:val="Compact"/>
-              <w:jc w:val="left"/>
+          <w:tcPr/>
+          <w:p>
+            <w:pPr>
+              <w:pStyle w:val="Compact"/>
             </w:pPr>
             <w:r>
               <w:t xml:space="preserve">0.009 (0.004–0.016)</w:t>
@@ -563,10 +567,10 @@
       </w:tr>
       <w:tr>
         <w:tc>
-          <w:p>
-            <w:pPr>
-              <w:pStyle w:val="Compact"/>
-              <w:jc w:val="left"/>
+          <w:tcPr/>
+          <w:p>
+            <w:pPr>
+              <w:pStyle w:val="Compact"/>
             </w:pPr>
             <w:r>
               <w:t xml:space="preserve">Retrieval</w:t>
@@ -574,10 +578,10 @@
           </w:p>
         </w:tc>
         <w:tc>
-          <w:p>
-            <w:pPr>
-              <w:pStyle w:val="Compact"/>
-              <w:jc w:val="left"/>
+          <w:tcPr/>
+          <w:p>
+            <w:pPr>
+              <w:pStyle w:val="Compact"/>
             </w:pPr>
             <w:r>
               <w:t xml:space="preserve">Random, uniform weights, k = 32,720</w:t>
@@ -585,10 +589,10 @@
           </w:p>
         </w:tc>
         <w:tc>
-          <w:p>
-            <w:pPr>
-              <w:pStyle w:val="Compact"/>
-              <w:jc w:val="left"/>
+          <w:tcPr/>
+          <w:p>
+            <w:pPr>
+              <w:pStyle w:val="Compact"/>
             </w:pPr>
             <w:r>
               <w:t xml:space="preserve">0.144 (0.139–0.150)</w:t>
@@ -596,10 +600,10 @@
           </w:p>
         </w:tc>
         <w:tc>
-          <w:p>
-            <w:pPr>
-              <w:pStyle w:val="Compact"/>
-              <w:jc w:val="left"/>
+          <w:tcPr/>
+          <w:p>
+            <w:pPr>
+              <w:pStyle w:val="Compact"/>
             </w:pPr>
             <w:r>
               <w:t xml:space="preserve">0.00001* (0.0001–0.009)</w:t>
@@ -610,7 +614,7 @@
     </w:tbl>
     <w:p>
       <w:pPr>
-        <w:pStyle w:val="BodyText"/>
+        <w:pStyle w:val="FirstParagraph"/>
       </w:pPr>
       <w:r>
         <w:t xml:space="preserve">* The random arm’s WCE lies below its own bootstrap interval. Its predicted risks all sit within 0.002 of the outcome rate, so on the full test set the binned error is almost zero. Every resample moves the observed rate away from those fixed risks, so the resampled errors are larger. The interval therefore describes resampling noise around a near-zero error, not uncertainty about a positive one.</w:t>
@@ -621,13 +625,14 @@
         <w:pStyle w:val="BodyText"/>
       </w:pPr>
       <w:r>
-        <w:t xml:space="preserve">Table S4. Slopes and intercepts fitted to the binned calibration curves, with bootstrap 95% CIs, for the 8 classifiers and the 3 retrieval arms at their own test-selected best k. These descriptive values are retained from the original overall calibration analysis and are not individual-level logistic calibration parameters. See section S9 for the latter. For random retrieval every predicted risk lies between 0.173 and 0.176, so a slope cannot be estimated. The wide classifier intervals come from fitting a line through 10 equal-width bins, several of which hold few patients.</w:t>
+        <w:t xml:space="preserve">Table S4. Slopes and intercepts fitted to the binned calibration curves, with bootstrap 95% CIs, for the 8 classifiers and the 3 retrieval arms at their own test-selected best k. These values are descriptive and are not individual-level logistic calibration parameters. See section S9 for the latter. The classifier rows fit a line through 10 equal-width bins, several of which hold few patients, so their intervals are wide. The retrieval rows use 10 bins of equal patient count, matching Figure S5. For random retrieval every predicted risk lies between 0.173 and 0.176, so its slope and intercept are not estimable.</w:t>
       </w:r>
     </w:p>
     <w:tbl>
       <w:tblPr>
         <w:tblStyle w:val="Table"/>
-        <w:tblW w:type="pct" w:w="4999.999999999999"/>
+        <w:tblW w:type="pct" w:w="5000"/>
+        <w:tblLayout w:type="fixed"/>
         <w:tblLook w:firstRow="1" w:lastRow="0" w:firstColumn="0" w:lastColumn="0" w:noHBand="0" w:noVBand="0" w:val="0020"/>
       </w:tblPr>
       <w:tblGrid>
@@ -637,61 +642,64 @@
         <w:gridCol w:w="1815"/>
       </w:tblGrid>
       <w:tr>
-        <w:tc>
-          <w:p>
-            <w:pPr>
-              <w:pStyle w:val="Compact"/>
-              <w:jc w:val="left"/>
+        <w:trPr>
+          <w:tblHeader w:val="on"/>
+        </w:trPr>
+        <w:tc>
+          <w:tcPr/>
+          <w:p>
+            <w:pPr>
+              <w:pStyle w:val="Compact"/>
             </w:pPr>
             <w:r>
               <w:rPr>
+                <w:b/>
                 <w:bCs/>
-                <w:b/>
               </w:rPr>
               <w:t xml:space="preserve">Representation</w:t>
             </w:r>
           </w:p>
         </w:tc>
         <w:tc>
-          <w:p>
-            <w:pPr>
-              <w:pStyle w:val="Compact"/>
-              <w:jc w:val="left"/>
+          <w:tcPr/>
+          <w:p>
+            <w:pPr>
+              <w:pStyle w:val="Compact"/>
             </w:pPr>
             <w:r>
               <w:rPr>
+                <w:b/>
                 <w:bCs/>
-                <w:b/>
               </w:rPr>
               <w:t xml:space="preserve">Model</w:t>
             </w:r>
           </w:p>
         </w:tc>
         <w:tc>
-          <w:p>
-            <w:pPr>
-              <w:pStyle w:val="Compact"/>
-              <w:jc w:val="left"/>
+          <w:tcPr/>
+          <w:p>
+            <w:pPr>
+              <w:pStyle w:val="Compact"/>
             </w:pPr>
             <w:r>
               <w:rPr>
+                <w:b/>
                 <w:bCs/>
-                <w:b/>
               </w:rPr>
               <w:t xml:space="preserve">Binned slope (95% CI)</w:t>
             </w:r>
           </w:p>
         </w:tc>
         <w:tc>
-          <w:p>
-            <w:pPr>
-              <w:pStyle w:val="Compact"/>
-              <w:jc w:val="left"/>
+          <w:tcPr/>
+          <w:p>
+            <w:pPr>
+              <w:pStyle w:val="Compact"/>
             </w:pPr>
             <w:r>
               <w:rPr>
+                <w:b/>
                 <w:bCs/>
-                <w:b/>
               </w:rPr>
               <w:t xml:space="preserve">Binned intercept (95% CI)</w:t>
             </w:r>
@@ -700,10 +708,10 @@
       </w:tr>
       <w:tr>
         <w:tc>
-          <w:p>
-            <w:pPr>
-              <w:pStyle w:val="Compact"/>
-              <w:jc w:val="left"/>
+          <w:tcPr/>
+          <w:p>
+            <w:pPr>
+              <w:pStyle w:val="Compact"/>
             </w:pPr>
             <w:r>
               <w:t xml:space="preserve">EMBEDDED</w:t>
@@ -711,10 +719,10 @@
           </w:p>
         </w:tc>
         <w:tc>
-          <w:p>
-            <w:pPr>
-              <w:pStyle w:val="Compact"/>
-              <w:jc w:val="left"/>
+          <w:tcPr/>
+          <w:p>
+            <w:pPr>
+              <w:pStyle w:val="Compact"/>
             </w:pPr>
             <w:r>
               <w:t xml:space="preserve">Logistic regression</w:t>
@@ -722,10 +730,10 @@
           </w:p>
         </w:tc>
         <w:tc>
-          <w:p>
-            <w:pPr>
-              <w:pStyle w:val="Compact"/>
-              <w:jc w:val="left"/>
+          <w:tcPr/>
+          <w:p>
+            <w:pPr>
+              <w:pStyle w:val="Compact"/>
             </w:pPr>
             <w:r>
               <w:t xml:space="preserve">1.27 (0.86–1.43)</w:t>
@@ -733,10 +741,10 @@
           </w:p>
         </w:tc>
         <w:tc>
-          <w:p>
-            <w:pPr>
-              <w:pStyle w:val="Compact"/>
-              <w:jc w:val="left"/>
+          <w:tcPr/>
+          <w:p>
+            <w:pPr>
+              <w:pStyle w:val="Compact"/>
             </w:pPr>
             <w:r>
               <w:t xml:space="preserve">−0.07 (−0.10 to +0.03)</w:t>
@@ -746,10 +754,10 @@
       </w:tr>
       <w:tr>
         <w:tc>
-          <w:p>
-            <w:pPr>
-              <w:pStyle w:val="Compact"/>
-              <w:jc w:val="left"/>
+          <w:tcPr/>
+          <w:p>
+            <w:pPr>
+              <w:pStyle w:val="Compact"/>
             </w:pPr>
             <w:r>
               <w:t xml:space="preserve">EMBEDDED</w:t>
@@ -757,10 +765,10 @@
           </w:p>
         </w:tc>
         <w:tc>
-          <w:p>
-            <w:pPr>
-              <w:pStyle w:val="Compact"/>
-              <w:jc w:val="left"/>
+          <w:tcPr/>
+          <w:p>
+            <w:pPr>
+              <w:pStyle w:val="Compact"/>
             </w:pPr>
             <w:r>
               <w:t xml:space="preserve">Random forest</w:t>
@@ -768,10 +776,10 @@
           </w:p>
         </w:tc>
         <w:tc>
-          <w:p>
-            <w:pPr>
-              <w:pStyle w:val="Compact"/>
-              <w:jc w:val="left"/>
+          <w:tcPr/>
+          <w:p>
+            <w:pPr>
+              <w:pStyle w:val="Compact"/>
             </w:pPr>
             <w:r>
               <w:t xml:space="preserve">1.15 (0.34–1.98)</w:t>
@@ -779,10 +787,10 @@
           </w:p>
         </w:tc>
         <w:tc>
-          <w:p>
-            <w:pPr>
-              <w:pStyle w:val="Compact"/>
-              <w:jc w:val="left"/>
+          <w:tcPr/>
+          <w:p>
+            <w:pPr>
+              <w:pStyle w:val="Compact"/>
             </w:pPr>
             <w:r>
               <w:t xml:space="preserve">−0.02 (−0.18 to +0.13)</w:t>
@@ -792,10 +800,10 @@
       </w:tr>
       <w:tr>
         <w:tc>
-          <w:p>
-            <w:pPr>
-              <w:pStyle w:val="Compact"/>
-              <w:jc w:val="left"/>
+          <w:tcPr/>
+          <w:p>
+            <w:pPr>
+              <w:pStyle w:val="Compact"/>
             </w:pPr>
             <w:r>
               <w:t xml:space="preserve">EMBEDDED</w:t>
@@ -803,10 +811,10 @@
           </w:p>
         </w:tc>
         <w:tc>
-          <w:p>
-            <w:pPr>
-              <w:pStyle w:val="Compact"/>
-              <w:jc w:val="left"/>
+          <w:tcPr/>
+          <w:p>
+            <w:pPr>
+              <w:pStyle w:val="Compact"/>
             </w:pPr>
             <w:r>
               <w:t xml:space="preserve">Gradient boosting</w:t>
@@ -814,10 +822,10 @@
           </w:p>
         </w:tc>
         <w:tc>
-          <w:p>
-            <w:pPr>
-              <w:pStyle w:val="Compact"/>
-              <w:jc w:val="left"/>
+          <w:tcPr/>
+          <w:p>
+            <w:pPr>
+              <w:pStyle w:val="Compact"/>
             </w:pPr>
             <w:r>
               <w:t xml:space="preserve">1.01 (0.42–1.59)</w:t>
@@ -825,10 +833,10 @@
           </w:p>
         </w:tc>
         <w:tc>
-          <w:p>
-            <w:pPr>
-              <w:pStyle w:val="Compact"/>
-              <w:jc w:val="left"/>
+          <w:tcPr/>
+          <w:p>
+            <w:pPr>
+              <w:pStyle w:val="Compact"/>
             </w:pPr>
             <w:r>
               <w:t xml:space="preserve">+0.01 (−0.12 to +0.14)</w:t>
@@ -838,10 +846,10 @@
       </w:tr>
       <w:tr>
         <w:tc>
-          <w:p>
-            <w:pPr>
-              <w:pStyle w:val="Compact"/>
-              <w:jc w:val="left"/>
+          <w:tcPr/>
+          <w:p>
+            <w:pPr>
+              <w:pStyle w:val="Compact"/>
             </w:pPr>
             <w:r>
               <w:t xml:space="preserve">EMBEDDED</w:t>
@@ -849,10 +857,10 @@
           </w:p>
         </w:tc>
         <w:tc>
-          <w:p>
-            <w:pPr>
-              <w:pStyle w:val="Compact"/>
-              <w:jc w:val="left"/>
+          <w:tcPr/>
+          <w:p>
+            <w:pPr>
+              <w:pStyle w:val="Compact"/>
             </w:pPr>
             <w:r>
               <w:t xml:space="preserve">XGBoost</w:t>
@@ -860,10 +868,10 @@
           </w:p>
         </w:tc>
         <w:tc>
-          <w:p>
-            <w:pPr>
-              <w:pStyle w:val="Compact"/>
-              <w:jc w:val="left"/>
+          <w:tcPr/>
+          <w:p>
+            <w:pPr>
+              <w:pStyle w:val="Compact"/>
             </w:pPr>
             <w:r>
               <w:t xml:space="preserve">0.75 (0.22–1.39)</w:t>
@@ -871,10 +879,10 @@
           </w:p>
         </w:tc>
         <w:tc>
-          <w:p>
-            <w:pPr>
-              <w:pStyle w:val="Compact"/>
-              <w:jc w:val="left"/>
+          <w:tcPr/>
+          <w:p>
+            <w:pPr>
+              <w:pStyle w:val="Compact"/>
             </w:pPr>
             <w:r>
               <w:t xml:space="preserve">+0.07 (−0.08 to +0.19)</w:t>
@@ -884,10 +892,10 @@
       </w:tr>
       <w:tr>
         <w:tc>
-          <w:p>
-            <w:pPr>
-              <w:pStyle w:val="Compact"/>
-              <w:jc w:val="left"/>
+          <w:tcPr/>
+          <w:p>
+            <w:pPr>
+              <w:pStyle w:val="Compact"/>
             </w:pPr>
             <w:r>
               <w:t xml:space="preserve">FEATURE</w:t>
@@ -895,10 +903,10 @@
           </w:p>
         </w:tc>
         <w:tc>
-          <w:p>
-            <w:pPr>
-              <w:pStyle w:val="Compact"/>
-              <w:jc w:val="left"/>
+          <w:tcPr/>
+          <w:p>
+            <w:pPr>
+              <w:pStyle w:val="Compact"/>
             </w:pPr>
             <w:r>
               <w:t xml:space="preserve">Logistic regression</w:t>
@@ -906,10 +914,10 @@
           </w:p>
         </w:tc>
         <w:tc>
-          <w:p>
-            <w:pPr>
-              <w:pStyle w:val="Compact"/>
-              <w:jc w:val="left"/>
+          <w:tcPr/>
+          <w:p>
+            <w:pPr>
+              <w:pStyle w:val="Compact"/>
             </w:pPr>
             <w:r>
               <w:t xml:space="preserve">0.78 (0.20–1.33)</w:t>
@@ -917,10 +925,10 @@
           </w:p>
         </w:tc>
         <w:tc>
-          <w:p>
-            <w:pPr>
-              <w:pStyle w:val="Compact"/>
-              <w:jc w:val="left"/>
+          <w:tcPr/>
+          <w:p>
+            <w:pPr>
+              <w:pStyle w:val="Compact"/>
             </w:pPr>
             <w:r>
               <w:t xml:space="preserve">+0.06 (−0.08 to +0.20)</w:t>
@@ -930,10 +938,10 @@
       </w:tr>
       <w:tr>
         <w:tc>
-          <w:p>
-            <w:pPr>
-              <w:pStyle w:val="Compact"/>
-              <w:jc w:val="left"/>
+          <w:tcPr/>
+          <w:p>
+            <w:pPr>
+              <w:pStyle w:val="Compact"/>
             </w:pPr>
             <w:r>
               <w:t xml:space="preserve">FEATURE</w:t>
@@ -941,10 +949,10 @@
           </w:p>
         </w:tc>
         <w:tc>
-          <w:p>
-            <w:pPr>
-              <w:pStyle w:val="Compact"/>
-              <w:jc w:val="left"/>
+          <w:tcPr/>
+          <w:p>
+            <w:pPr>
+              <w:pStyle w:val="Compact"/>
             </w:pPr>
             <w:r>
               <w:t xml:space="preserve">Random forest</w:t>
@@ -952,10 +960,10 @@
           </w:p>
         </w:tc>
         <w:tc>
-          <w:p>
-            <w:pPr>
-              <w:pStyle w:val="Compact"/>
-              <w:jc w:val="left"/>
+          <w:tcPr/>
+          <w:p>
+            <w:pPr>
+              <w:pStyle w:val="Compact"/>
             </w:pPr>
             <w:r>
               <w:t xml:space="preserve">1.84 (1.41–2.23)</w:t>
@@ -963,10 +971,10 @@
           </w:p>
         </w:tc>
         <w:tc>
-          <w:p>
-            <w:pPr>
-              <w:pStyle w:val="Compact"/>
-              <w:jc w:val="left"/>
+          <w:tcPr/>
+          <w:p>
+            <w:pPr>
+              <w:pStyle w:val="Compact"/>
             </w:pPr>
             <w:r>
               <w:t xml:space="preserve">−0.15 (−0.22 to −0.08)</w:t>
@@ -976,10 +984,10 @@
       </w:tr>
       <w:tr>
         <w:tc>
-          <w:p>
-            <w:pPr>
-              <w:pStyle w:val="Compact"/>
-              <w:jc w:val="left"/>
+          <w:tcPr/>
+          <w:p>
+            <w:pPr>
+              <w:pStyle w:val="Compact"/>
             </w:pPr>
             <w:r>
               <w:t xml:space="preserve">FEATURE</w:t>
@@ -987,10 +995,10 @@
           </w:p>
         </w:tc>
         <w:tc>
-          <w:p>
-            <w:pPr>
-              <w:pStyle w:val="Compact"/>
-              <w:jc w:val="left"/>
+          <w:tcPr/>
+          <w:p>
+            <w:pPr>
+              <w:pStyle w:val="Compact"/>
             </w:pPr>
             <w:r>
               <w:t xml:space="preserve">Gradient boosting</w:t>
@@ -998,10 +1006,10 @@
           </w:p>
         </w:tc>
         <w:tc>
-          <w:p>
-            <w:pPr>
-              <w:pStyle w:val="Compact"/>
-              <w:jc w:val="left"/>
+          <w:tcPr/>
+          <w:p>
+            <w:pPr>
+              <w:pStyle w:val="Compact"/>
             </w:pPr>
             <w:r>
               <w:t xml:space="preserve">0.87 (0.28–1.48)</w:t>
@@ -1009,10 +1017,10 @@
           </w:p>
         </w:tc>
         <w:tc>
-          <w:p>
-            <w:pPr>
-              <w:pStyle w:val="Compact"/>
-              <w:jc w:val="left"/>
+          <w:tcPr/>
+          <w:p>
+            <w:pPr>
+              <w:pStyle w:val="Compact"/>
             </w:pPr>
             <w:r>
               <w:t xml:space="preserve">+0.04 (−0.11 to +0.19)</w:t>
@@ -1022,10 +1030,10 @@
       </w:tr>
       <w:tr>
         <w:tc>
-          <w:p>
-            <w:pPr>
-              <w:pStyle w:val="Compact"/>
-              <w:jc w:val="left"/>
+          <w:tcPr/>
+          <w:p>
+            <w:pPr>
+              <w:pStyle w:val="Compact"/>
             </w:pPr>
             <w:r>
               <w:t xml:space="preserve">FEATURE</w:t>
@@ -1033,10 +1041,10 @@
           </w:p>
         </w:tc>
         <w:tc>
-          <w:p>
-            <w:pPr>
-              <w:pStyle w:val="Compact"/>
-              <w:jc w:val="left"/>
+          <w:tcPr/>
+          <w:p>
+            <w:pPr>
+              <w:pStyle w:val="Compact"/>
             </w:pPr>
             <w:r>
               <w:t xml:space="preserve">XGBoost</w:t>
@@ -1044,10 +1052,10 @@
           </w:p>
         </w:tc>
         <w:tc>
-          <w:p>
-            <w:pPr>
-              <w:pStyle w:val="Compact"/>
-              <w:jc w:val="left"/>
+          <w:tcPr/>
+          <w:p>
+            <w:pPr>
+              <w:pStyle w:val="Compact"/>
             </w:pPr>
             <w:r>
               <w:t xml:space="preserve">1.02 (0.53–1.52)</w:t>
@@ -1055,10 +1063,10 @@
           </w:p>
         </w:tc>
         <w:tc>
-          <w:p>
-            <w:pPr>
-              <w:pStyle w:val="Compact"/>
-              <w:jc w:val="left"/>
+          <w:tcPr/>
+          <w:p>
+            <w:pPr>
+              <w:pStyle w:val="Compact"/>
             </w:pPr>
             <w:r>
               <w:t xml:space="preserve">+0.02 (−0.09 to +0.13)</w:t>
@@ -1068,10 +1076,10 @@
       </w:tr>
       <w:tr>
         <w:tc>
-          <w:p>
-            <w:pPr>
-              <w:pStyle w:val="Compact"/>
-              <w:jc w:val="left"/>
+          <w:tcPr/>
+          <w:p>
+            <w:pPr>
+              <w:pStyle w:val="Compact"/>
             </w:pPr>
             <w:r>
               <w:t xml:space="preserve">Retrieval</w:t>
@@ -1079,45 +1087,45 @@
           </w:p>
         </w:tc>
         <w:tc>
-          <w:p>
-            <w:pPr>
-              <w:pStyle w:val="Compact"/>
-              <w:jc w:val="left"/>
-            </w:pPr>
-            <w:r>
-              <w:t xml:space="preserve">Importance-weighted cosine, k = 295</w:t>
-            </w:r>
-          </w:p>
-        </w:tc>
-        <w:tc>
-          <w:p>
-            <w:pPr>
-              <w:pStyle w:val="Compact"/>
-              <w:jc w:val="left"/>
-            </w:pPr>
-            <w:r>
-              <w:t xml:space="preserve">1.37 (1.07–1.69)</w:t>
-            </w:r>
-          </w:p>
-        </w:tc>
-        <w:tc>
-          <w:p>
-            <w:pPr>
-              <w:pStyle w:val="Compact"/>
-              <w:jc w:val="left"/>
-            </w:pPr>
-            <w:r>
-              <w:t xml:space="preserve">−0.06 (−0.11 to −0.01)</w:t>
+          <w:tcPr/>
+          <w:p>
+            <w:pPr>
+              <w:pStyle w:val="Compact"/>
+            </w:pPr>
+            <w:r>
+              <w:t xml:space="preserve">Logistic-regression-weighted cosine, k = 295</w:t>
+            </w:r>
+          </w:p>
+        </w:tc>
+        <w:tc>
+          <w:tcPr/>
+          <w:p>
+            <w:pPr>
+              <w:pStyle w:val="Compact"/>
+            </w:pPr>
+            <w:r>
+              <w:t xml:space="preserve">1.13 (0.98–1.28)</w:t>
+            </w:r>
+          </w:p>
+        </w:tc>
+        <w:tc>
+          <w:tcPr/>
+          <w:p>
+            <w:pPr>
+              <w:pStyle w:val="Compact"/>
+            </w:pPr>
+            <w:r>
+              <w:t xml:space="preserve">−0.02 (−0.04 to +0.01)</w:t>
             </w:r>
           </w:p>
         </w:tc>
       </w:tr>
       <w:tr>
         <w:tc>
-          <w:p>
-            <w:pPr>
-              <w:pStyle w:val="Compact"/>
-              <w:jc w:val="left"/>
+          <w:tcPr/>
+          <w:p>
+            <w:pPr>
+              <w:pStyle w:val="Compact"/>
             </w:pPr>
             <w:r>
               <w:t xml:space="preserve">Retrieval</w:t>
@@ -1125,10 +1133,10 @@
           </w:p>
         </w:tc>
         <w:tc>
-          <w:p>
-            <w:pPr>
-              <w:pStyle w:val="Compact"/>
-              <w:jc w:val="left"/>
+          <w:tcPr/>
+          <w:p>
+            <w:pPr>
+              <w:pStyle w:val="Compact"/>
             </w:pPr>
             <w:r>
               <w:t xml:space="preserve">Plain cosine, k = 757</w:t>
@@ -1136,34 +1144,34 @@
           </w:p>
         </w:tc>
         <w:tc>
-          <w:p>
-            <w:pPr>
-              <w:pStyle w:val="Compact"/>
-              <w:jc w:val="left"/>
-            </w:pPr>
-            <w:r>
-              <w:t xml:space="preserve">2.66 (1.30–2.78)</w:t>
-            </w:r>
-          </w:p>
-        </w:tc>
-        <w:tc>
-          <w:p>
-            <w:pPr>
-              <w:pStyle w:val="Compact"/>
-              <w:jc w:val="left"/>
-            </w:pPr>
-            <w:r>
-              <w:t xml:space="preserve">−0.27 (−0.29 to −0.05)</w:t>
+          <w:tcPr/>
+          <w:p>
+            <w:pPr>
+              <w:pStyle w:val="Compact"/>
+            </w:pPr>
+            <w:r>
+              <w:t xml:space="preserve">1.43 (1.23–1.63)</w:t>
+            </w:r>
+          </w:p>
+        </w:tc>
+        <w:tc>
+          <w:tcPr/>
+          <w:p>
+            <w:pPr>
+              <w:pStyle w:val="Compact"/>
+            </w:pPr>
+            <w:r>
+              <w:t xml:space="preserve">−0.07 (−0.10 to −0.03)</w:t>
             </w:r>
           </w:p>
         </w:tc>
       </w:tr>
       <w:tr>
         <w:tc>
-          <w:p>
-            <w:pPr>
-              <w:pStyle w:val="Compact"/>
-              <w:jc w:val="left"/>
+          <w:tcPr/>
+          <w:p>
+            <w:pPr>
+              <w:pStyle w:val="Compact"/>
             </w:pPr>
             <w:r>
               <w:t xml:space="preserve">Retrieval</w:t>
@@ -1171,10 +1179,10 @@
           </w:p>
         </w:tc>
         <w:tc>
-          <w:p>
-            <w:pPr>
-              <w:pStyle w:val="Compact"/>
-              <w:jc w:val="left"/>
+          <w:tcPr/>
+          <w:p>
+            <w:pPr>
+              <w:pStyle w:val="Compact"/>
             </w:pPr>
             <w:r>
               <w:t xml:space="preserve">Random, uniform weights, k = 32,720</w:t>
@@ -1182,21 +1190,21 @@
           </w:p>
         </w:tc>
         <w:tc>
-          <w:p>
-            <w:pPr>
-              <w:pStyle w:val="Compact"/>
-              <w:jc w:val="left"/>
-            </w:pPr>
-            <w:r>
-              <w:t xml:space="preserve">not estimable</w:t>
-            </w:r>
-          </w:p>
-        </w:tc>
-        <w:tc>
-          <w:p>
-            <w:pPr>
-              <w:pStyle w:val="Compact"/>
-              <w:jc w:val="left"/>
+          <w:tcPr/>
+          <w:p>
+            <w:pPr>
+              <w:pStyle w:val="Compact"/>
+            </w:pPr>
+            <w:r>
+              <w:t xml:space="preserve">not estimable (predicted risk spans 0.173–0.176)</w:t>
+            </w:r>
+          </w:p>
+        </w:tc>
+        <w:tc>
+          <w:tcPr/>
+          <w:p>
+            <w:pPr>
+              <w:pStyle w:val="Compact"/>
             </w:pPr>
             <w:r>
               <w:t xml:space="preserve">not estimable</w:t>
@@ -1207,7 +1215,7 @@
     </w:tbl>
     <w:p>
       <w:pPr>
-        <w:pStyle w:val="BodyText"/>
+        <w:pStyle w:val="FirstParagraph"/>
       </w:pPr>
       <w:r>
         <w:t xml:space="preserve">A Embedded logistic regression</w:t>
@@ -1222,18 +1230,18 @@
           <wp:inline>
             <wp:extent cx="5303520" cy="2863900"/>
             <wp:effectExtent b="0" l="0" r="0" t="0"/>
-            <wp:docPr descr="" title="" id="1" name="Picture"/>
+            <wp:docPr descr="" title="" id="10" name="Picture"/>
             <a:graphic>
               <a:graphicData uri="http://schemas.openxmlformats.org/drawingml/2006/picture">
                 <pic:pic>
                   <pic:nvPicPr>
-                    <pic:cNvPr descr="../results/Qwen-Qwen3-Embedding-8B/google_medgemma-27b-text-it/calibration_curves/calibration_curve_logistic_regression_EMBEDDED.png" id="0" name="Picture"/>
+                    <pic:cNvPr descr="/Users/mikeyferguson/Developer/Atlas/.claude/worktrees/wf_ac3faf7c-0a3-1/research/TRD-EHR/exports/results/Qwen-Qwen3-Embedding-8B/google_medgemma-27b-text-it/calibration_curves/calibration_curve_logistic_regression_EMBEDDED.png" id="11" name="Picture"/>
                     <pic:cNvPicPr>
                       <a:picLocks noChangeArrowheads="1" noChangeAspect="1"/>
                     </pic:cNvPicPr>
                   </pic:nvPicPr>
                   <pic:blipFill>
-                    <a:blip r:embed="rId20"/>
+                    <a:blip r:embed="rId9"/>
                     <a:stretch>
                       <a:fillRect/>
                     </a:stretch>
@@ -1277,12 +1285,177 @@
           <wp:inline>
             <wp:extent cx="5303520" cy="2863900"/>
             <wp:effectExtent b="0" l="0" r="0" t="0"/>
-            <wp:docPr descr="" title="" id="1" name="Picture"/>
+            <wp:docPr descr="" title="" id="13" name="Picture"/>
             <a:graphic>
               <a:graphicData uri="http://schemas.openxmlformats.org/drawingml/2006/picture">
                 <pic:pic>
                   <pic:nvPicPr>
-                    <pic:cNvPr descr="../results/Qwen-Qwen3-Embedding-8B/google_medgemma-27b-text-it/calibration_curves/calibration_curve_xgboost_FEATURE.png" id="0" name="Picture"/>
+                    <pic:cNvPr descr="/Users/mikeyferguson/Developer/Atlas/.claude/worktrees/wf_ac3faf7c-0a3-1/research/TRD-EHR/exports/results/Qwen-Qwen3-Embedding-8B/google_medgemma-27b-text-it/calibration_curves/calibration_curve_xgboost_FEATURE.png" id="14" name="Picture"/>
+                    <pic:cNvPicPr>
+                      <a:picLocks noChangeArrowheads="1" noChangeAspect="1"/>
+                    </pic:cNvPicPr>
+                  </pic:nvPicPr>
+                  <pic:blipFill>
+                    <a:blip r:embed="rId12"/>
+                    <a:stretch>
+                      <a:fillRect/>
+                    </a:stretch>
+                  </pic:blipFill>
+                  <pic:spPr bwMode="auto">
+                    <a:xfrm>
+                      <a:off x="0" y="0"/>
+                      <a:ext cx="5303520" cy="2863900"/>
+                    </a:xfrm>
+                    <a:prstGeom prst="rect">
+                      <a:avLst/>
+                    </a:prstGeom>
+                    <a:noFill/>
+                    <a:ln w="9525">
+                      <a:noFill/>
+                      <a:headEnd/>
+                      <a:tailEnd/>
+                    </a:ln>
+                  </pic:spPr>
+                </pic:pic>
+              </a:graphicData>
+            </a:graphic>
+          </wp:inline>
+        </w:drawing>
+      </w:r>
+    </w:p>
+    <w:p>
+      <w:pPr>
+        <w:pStyle w:val="BodyText"/>
+      </w:pPr>
+      <w:r>
+        <w:t xml:space="preserve">C Logistic-regression-weighted nearest retrieval, k = 295</w:t>
+      </w:r>
+    </w:p>
+    <w:p>
+      <w:pPr>
+        <w:pStyle w:val="BodyText"/>
+      </w:pPr>
+      <w:r>
+        <w:drawing>
+          <wp:inline>
+            <wp:extent cx="5303520" cy="2863900"/>
+            <wp:effectExtent b="0" l="0" r="0" t="0"/>
+            <wp:docPr descr="" title="" id="16" name="Picture"/>
+            <a:graphic>
+              <a:graphicData uri="http://schemas.openxmlformats.org/drawingml/2006/picture">
+                <pic:pic>
+                  <pic:nvPicPr>
+                    <pic:cNvPr descr="/Users/mikeyferguson/Developer/Atlas/.claude/worktrees/wf_ac3faf7c-0a3-1/research/TRD-EHR/exports/results/Qwen-Qwen3-Embedding-8B/google_medgemma-27b-text-it/neighbor_count_sweep/best_k_panels/calibration_curve_NEAREST_IMPORTANCE_WEIGHTED_alpha1_k295.png" id="17" name="Picture"/>
+                    <pic:cNvPicPr>
+                      <a:picLocks noChangeArrowheads="1" noChangeAspect="1"/>
+                    </pic:cNvPicPr>
+                  </pic:nvPicPr>
+                  <pic:blipFill>
+                    <a:blip r:embed="rId15"/>
+                    <a:stretch>
+                      <a:fillRect/>
+                    </a:stretch>
+                  </pic:blipFill>
+                  <pic:spPr bwMode="auto">
+                    <a:xfrm>
+                      <a:off x="0" y="0"/>
+                      <a:ext cx="5303520" cy="2863900"/>
+                    </a:xfrm>
+                    <a:prstGeom prst="rect">
+                      <a:avLst/>
+                    </a:prstGeom>
+                    <a:noFill/>
+                    <a:ln w="9525">
+                      <a:noFill/>
+                      <a:headEnd/>
+                      <a:tailEnd/>
+                    </a:ln>
+                  </pic:spPr>
+                </pic:pic>
+              </a:graphicData>
+            </a:graphic>
+          </wp:inline>
+        </w:drawing>
+      </w:r>
+    </w:p>
+    <w:p>
+      <w:pPr>
+        <w:pStyle w:val="BodyText"/>
+      </w:pPr>
+      <w:r>
+        <w:t xml:space="preserve">D Plain-cosine nearest retrieval, k = 757</w:t>
+      </w:r>
+    </w:p>
+    <w:p>
+      <w:pPr>
+        <w:pStyle w:val="BodyText"/>
+      </w:pPr>
+      <w:r>
+        <w:drawing>
+          <wp:inline>
+            <wp:extent cx="5303520" cy="2863900"/>
+            <wp:effectExtent b="0" l="0" r="0" t="0"/>
+            <wp:docPr descr="" title="" id="19" name="Picture"/>
+            <a:graphic>
+              <a:graphicData uri="http://schemas.openxmlformats.org/drawingml/2006/picture">
+                <pic:pic>
+                  <pic:nvPicPr>
+                    <pic:cNvPr descr="/Users/mikeyferguson/Developer/Atlas/.claude/worktrees/wf_ac3faf7c-0a3-1/research/TRD-EHR/exports/results/Qwen-Qwen3-Embedding-8B/google_medgemma-27b-text-it/neighbor_count_sweep/best_k_panels/calibration_curve_NEAREST_PLAIN_COSINE_alpha1_k757.png" id="20" name="Picture"/>
+                    <pic:cNvPicPr>
+                      <a:picLocks noChangeArrowheads="1" noChangeAspect="1"/>
+                    </pic:cNvPicPr>
+                  </pic:nvPicPr>
+                  <pic:blipFill>
+                    <a:blip r:embed="rId18"/>
+                    <a:stretch>
+                      <a:fillRect/>
+                    </a:stretch>
+                  </pic:blipFill>
+                  <pic:spPr bwMode="auto">
+                    <a:xfrm>
+                      <a:off x="0" y="0"/>
+                      <a:ext cx="5303520" cy="2863900"/>
+                    </a:xfrm>
+                    <a:prstGeom prst="rect">
+                      <a:avLst/>
+                    </a:prstGeom>
+                    <a:noFill/>
+                    <a:ln w="9525">
+                      <a:noFill/>
+                      <a:headEnd/>
+                      <a:tailEnd/>
+                    </a:ln>
+                  </pic:spPr>
+                </pic:pic>
+              </a:graphicData>
+            </a:graphic>
+          </wp:inline>
+        </w:drawing>
+      </w:r>
+    </w:p>
+    <w:p>
+      <w:pPr>
+        <w:pStyle w:val="BodyText"/>
+      </w:pPr>
+      <w:r>
+        <w:t xml:space="preserve">E Random retrieval, uniform weights, k = 32,720</w:t>
+      </w:r>
+    </w:p>
+    <w:p>
+      <w:pPr>
+        <w:pStyle w:val="BodyText"/>
+      </w:pPr>
+      <w:r>
+        <w:drawing>
+          <wp:inline>
+            <wp:extent cx="5303520" cy="2863900"/>
+            <wp:effectExtent b="0" l="0" r="0" t="0"/>
+            <wp:docPr descr="" title="" id="22" name="Picture"/>
+            <a:graphic>
+              <a:graphicData uri="http://schemas.openxmlformats.org/drawingml/2006/picture">
+                <pic:pic>
+                  <pic:nvPicPr>
+                    <pic:cNvPr descr="/Users/mikeyferguson/Developer/Atlas/.claude/worktrees/wf_ac3faf7c-0a3-1/research/TRD-EHR/exports/results/Qwen-Qwen3-Embedding-8B/google_medgemma-27b-text-it/neighbor_count_sweep/best_k_panels/calibration_curve_RANDOM_UNIFORM_k32720.png" id="23" name="Picture"/>
                     <pic:cNvPicPr>
                       <a:picLocks noChangeArrowheads="1" noChangeAspect="1"/>
                     </pic:cNvPicPr>
@@ -1320,175 +1493,10 @@
         <w:pStyle w:val="BodyText"/>
       </w:pPr>
       <w:r>
-        <w:t xml:space="preserve">C Importance-weighted nearest retrieval, k = 295</w:t>
+        <w:t xml:space="preserve">Figure S5. Calibration curves for embedded logistic regression (A), feature-vector XGBoost (B), and the 3 retrieval arms at their own test-selected best k (C–E). E is the same random draw as Figure S4E, the one of 1,000 whose ROC AUC at that k is closest to their mean. Panels C–E carry a 95% CI on each bin. Retrieval panels use 10 bins of equal patient count, because retrieval risks crowd near the outcome rate. Random risks all lie near 0.175, so panel E is one cluster of points. The diagonal indicates agreement between predicted and observed outcome frequency; points above it indicate underprediction in that bin, and points below indicate overprediction. The sample is enriched for depression.</w:t>
       </w:r>
     </w:p>
-    <w:p>
-      <w:pPr>
-        <w:pStyle w:val="BodyText"/>
-      </w:pPr>
-      <w:r>
-        <w:drawing>
-          <wp:inline>
-            <wp:extent cx="5303520" cy="2863900"/>
-            <wp:effectExtent b="0" l="0" r="0" t="0"/>
-            <wp:docPr descr="" title="" id="1" name="Picture"/>
-            <a:graphic>
-              <a:graphicData uri="http://schemas.openxmlformats.org/drawingml/2006/picture">
-                <pic:pic>
-                  <pic:nvPicPr>
-                    <pic:cNvPr descr="../results/Qwen-Qwen3-Embedding-8B/google_medgemma-27b-text-it/neighbor_count_sweep/best_k_panels/calibration_curve_NEAREST_IMPORTANCE_WEIGHTED_alpha1_k295.png" id="0" name="Picture"/>
-                    <pic:cNvPicPr>
-                      <a:picLocks noChangeArrowheads="1" noChangeAspect="1"/>
-                    </pic:cNvPicPr>
-                  </pic:nvPicPr>
-                  <pic:blipFill>
-                    <a:blip r:embed="rId22"/>
-                    <a:stretch>
-                      <a:fillRect/>
-                    </a:stretch>
-                  </pic:blipFill>
-                  <pic:spPr bwMode="auto">
-                    <a:xfrm>
-                      <a:off x="0" y="0"/>
-                      <a:ext cx="5303520" cy="2863900"/>
-                    </a:xfrm>
-                    <a:prstGeom prst="rect">
-                      <a:avLst/>
-                    </a:prstGeom>
-                    <a:noFill/>
-                    <a:ln w="9525">
-                      <a:noFill/>
-                      <a:headEnd/>
-                      <a:tailEnd/>
-                    </a:ln>
-                  </pic:spPr>
-                </pic:pic>
-              </a:graphicData>
-            </a:graphic>
-          </wp:inline>
-        </w:drawing>
-      </w:r>
-    </w:p>
-    <w:p>
-      <w:pPr>
-        <w:pStyle w:val="BodyText"/>
-      </w:pPr>
-      <w:r>
-        <w:t xml:space="preserve">D Plain-cosine nearest retrieval, k = 757</w:t>
-      </w:r>
-    </w:p>
-    <w:p>
-      <w:pPr>
-        <w:pStyle w:val="BodyText"/>
-      </w:pPr>
-      <w:r>
-        <w:drawing>
-          <wp:inline>
-            <wp:extent cx="5303520" cy="2863900"/>
-            <wp:effectExtent b="0" l="0" r="0" t="0"/>
-            <wp:docPr descr="" title="" id="1" name="Picture"/>
-            <a:graphic>
-              <a:graphicData uri="http://schemas.openxmlformats.org/drawingml/2006/picture">
-                <pic:pic>
-                  <pic:nvPicPr>
-                    <pic:cNvPr descr="../results/Qwen-Qwen3-Embedding-8B/google_medgemma-27b-text-it/neighbor_count_sweep/best_k_panels/calibration_curve_NEAREST_PLAIN_COSINE_alpha1_k757.png" id="0" name="Picture"/>
-                    <pic:cNvPicPr>
-                      <a:picLocks noChangeArrowheads="1" noChangeAspect="1"/>
-                    </pic:cNvPicPr>
-                  </pic:nvPicPr>
-                  <pic:blipFill>
-                    <a:blip r:embed="rId23"/>
-                    <a:stretch>
-                      <a:fillRect/>
-                    </a:stretch>
-                  </pic:blipFill>
-                  <pic:spPr bwMode="auto">
-                    <a:xfrm>
-                      <a:off x="0" y="0"/>
-                      <a:ext cx="5303520" cy="2863900"/>
-                    </a:xfrm>
-                    <a:prstGeom prst="rect">
-                      <a:avLst/>
-                    </a:prstGeom>
-                    <a:noFill/>
-                    <a:ln w="9525">
-                      <a:noFill/>
-                      <a:headEnd/>
-                      <a:tailEnd/>
-                    </a:ln>
-                  </pic:spPr>
-                </pic:pic>
-              </a:graphicData>
-            </a:graphic>
-          </wp:inline>
-        </w:drawing>
-      </w:r>
-    </w:p>
-    <w:p>
-      <w:pPr>
-        <w:pStyle w:val="BodyText"/>
-      </w:pPr>
-      <w:r>
-        <w:t xml:space="preserve">E Random retrieval, uniform weights, k = 32,720</w:t>
-      </w:r>
-    </w:p>
-    <w:p>
-      <w:pPr>
-        <w:pStyle w:val="BodyText"/>
-      </w:pPr>
-      <w:r>
-        <w:drawing>
-          <wp:inline>
-            <wp:extent cx="5303520" cy="2863900"/>
-            <wp:effectExtent b="0" l="0" r="0" t="0"/>
-            <wp:docPr descr="" title="" id="1" name="Picture"/>
-            <a:graphic>
-              <a:graphicData uri="http://schemas.openxmlformats.org/drawingml/2006/picture">
-                <pic:pic>
-                  <pic:nvPicPr>
-                    <pic:cNvPr descr="../results/Qwen-Qwen3-Embedding-8B/google_medgemma-27b-text-it/neighbor_count_sweep/best_k_panels/calibration_curve_RANDOM_UNIFORM_k32720.png" id="0" name="Picture"/>
-                    <pic:cNvPicPr>
-                      <a:picLocks noChangeArrowheads="1" noChangeAspect="1"/>
-                    </pic:cNvPicPr>
-                  </pic:nvPicPr>
-                  <pic:blipFill>
-                    <a:blip r:embed="rId24"/>
-                    <a:stretch>
-                      <a:fillRect/>
-                    </a:stretch>
-                  </pic:blipFill>
-                  <pic:spPr bwMode="auto">
-                    <a:xfrm>
-                      <a:off x="0" y="0"/>
-                      <a:ext cx="5303520" cy="2863900"/>
-                    </a:xfrm>
-                    <a:prstGeom prst="rect">
-                      <a:avLst/>
-                    </a:prstGeom>
-                    <a:noFill/>
-                    <a:ln w="9525">
-                      <a:noFill/>
-                      <a:headEnd/>
-                      <a:tailEnd/>
-                    </a:ln>
-                  </pic:spPr>
-                </pic:pic>
-              </a:graphicData>
-            </a:graphic>
-          </wp:inline>
-        </w:drawing>
-      </w:r>
-    </w:p>
-    <w:p>
-      <w:pPr>
-        <w:pStyle w:val="BodyText"/>
-      </w:pPr>
-      <w:r>
-        <w:t xml:space="preserve">Figure S5. Calibration curves for embedded logistic regression (A), feature-vector XGBoost (B), and the 3 retrieval arms at their own test-selected best k (C–E). Panels C–E carry a 95% CI on each bin. Retrieval panels use 10 bins of equal patient count, because retrieval risks crowd near the outcome rate. Random risks all lie near 0.175, so panel E is one cluster of points. The diagonal indicates agreement between predicted and observed outcome frequency; points above it indicate underprediction in that bin, and points below indicate overprediction. The sample is enriched for depression.</w:t>
-      </w:r>
-    </w:p>
-    <w:bookmarkEnd w:id="25"/>
+    <w:bookmarkEnd w:id="24"/>
     <w:sectPr>
       <w:pgSz w:h="15840" w:w="12240"/>
       <w:pgMar w:bottom="1440" w:footer="708" w:gutter="0" w:header="708" w:left="1800" w:right="1800" w:top="1440"/>
@@ -1700,14 +1708,14 @@
     </w:lvl>
   </w:abstractNum>
   <w:abstractNum w:abstractNumId="990">
-    <w:nsid w:val="2c1ae401"/>
+    <w:nsid w:val="0000A990"/>
     <w:multiLevelType w:val="multilevel"/>
     <w:lvl w:ilvl="0">
       <w:numFmt w:val="bullet"/>
       <w:lvlText w:val=" "/>
       <w:lvlJc w:val="left"/>
       <w:pPr>
-        <w:ind w:left="720" w:hanging="480"/>
+        <w:ind w:left="720" w:hanging="360"/>
       </w:pPr>
     </w:lvl>
     <w:lvl w:ilvl="1">
@@ -1715,7 +1723,7 @@
       <w:lvlText w:val=" "/>
       <w:lvlJc w:val="left"/>
       <w:pPr>
-        <w:ind w:left="1440" w:hanging="480"/>
+        <w:ind w:left="1440" w:hanging="360"/>
       </w:pPr>
     </w:lvl>
     <w:lvl w:ilvl="2">
@@ -1723,7 +1731,7 @@
       <w:lvlText w:val=" "/>
       <w:lvlJc w:val="left"/>
       <w:pPr>
-        <w:ind w:left="2160" w:hanging="480"/>
+        <w:ind w:left="2160" w:hanging="360"/>
       </w:pPr>
     </w:lvl>
     <w:lvl w:ilvl="3">
@@ -1731,7 +1739,7 @@
       <w:lvlText w:val=" "/>
       <w:lvlJc w:val="left"/>
       <w:pPr>
-        <w:ind w:left="2880" w:hanging="480"/>
+        <w:ind w:left="2880" w:hanging="360"/>
       </w:pPr>
     </w:lvl>
     <w:lvl w:ilvl="4">
@@ -1739,7 +1747,7 @@
       <w:lvlText w:val=" "/>
       <w:lvlJc w:val="left"/>
       <w:pPr>
-        <w:ind w:left="3600" w:hanging="480"/>
+        <w:ind w:left="3600" w:hanging="360"/>
       </w:pPr>
     </w:lvl>
     <w:lvl w:ilvl="5">
@@ -1747,7 +1755,7 @@
       <w:lvlText w:val=" "/>
       <w:lvlJc w:val="left"/>
       <w:pPr>
-        <w:ind w:left="4320" w:hanging="480"/>
+        <w:ind w:left="4320" w:hanging="360"/>
       </w:pPr>
     </w:lvl>
     <w:lvl w:ilvl="6">
@@ -1755,7 +1763,7 @@
       <w:lvlText w:val=" "/>
       <w:lvlJc w:val="left"/>
       <w:pPr>
-        <w:ind w:left="5040" w:hanging="480"/>
+        <w:ind w:left="5040" w:hanging="360"/>
       </w:pPr>
     </w:lvl>
     <w:lvl w:ilvl="7">
@@ -1763,7 +1771,7 @@
       <w:lvlText w:val=" "/>
       <w:lvlJc w:val="left"/>
       <w:pPr>
-        <w:ind w:left="5760" w:hanging="480"/>
+        <w:ind w:left="5760" w:hanging="360"/>
       </w:pPr>
     </w:lvl>
     <w:lvl w:ilvl="8">
@@ -1771,7 +1779,7 @@
       <w:lvlText w:val=" "/>
       <w:lvlJc w:val="left"/>
       <w:pPr>
-        <w:ind w:left="6480" w:hanging="480"/>
+        <w:ind w:left="6480" w:hanging="360"/>
       </w:pPr>
     </w:lvl>
   </w:abstractNum>
@@ -2522,8 +2530,8 @@
     <w:name w:val="KeywordTok"/>
     <w:basedOn w:val="VerbatimChar"/>
     <w:rPr>
+      <w:b/>
       <w:color w:val="007020"/>
-      <w:b/>
     </w:rPr>
   </w:style>
   <w:style w:type="character" w:customStyle="1" w:styleId="DataTypeTok">
@@ -2599,40 +2607,43 @@
   <w:style w:type="character" w:customStyle="1" w:styleId="ImportTok">
     <w:name w:val="ImportTok"/>
     <w:basedOn w:val="VerbatimChar"/>
-    <w:rPr/>
+    <w:rPr>
+      <w:b/>
+      <w:color w:val="008000"/>
+    </w:rPr>
   </w:style>
   <w:style w:type="character" w:customStyle="1" w:styleId="CommentTok">
     <w:name w:val="CommentTok"/>
     <w:basedOn w:val="VerbatimChar"/>
     <w:rPr>
+      <w:i/>
       <w:color w:val="60a0b0"/>
-      <w:i/>
     </w:rPr>
   </w:style>
   <w:style w:type="character" w:customStyle="1" w:styleId="DocumentationTok">
     <w:name w:val="DocumentationTok"/>
     <w:basedOn w:val="VerbatimChar"/>
     <w:rPr>
+      <w:i/>
       <w:color w:val="ba2121"/>
-      <w:i/>
     </w:rPr>
   </w:style>
   <w:style w:type="character" w:customStyle="1" w:styleId="AnnotationTok">
     <w:name w:val="AnnotationTok"/>
     <w:basedOn w:val="VerbatimChar"/>
     <w:rPr>
-      <w:color w:val="60a0b0"/>
       <w:b/>
       <w:i/>
+      <w:color w:val="60a0b0"/>
     </w:rPr>
   </w:style>
   <w:style w:type="character" w:customStyle="1" w:styleId="CommentVarTok">
     <w:name w:val="CommentVarTok"/>
     <w:basedOn w:val="VerbatimChar"/>
     <w:rPr>
-      <w:color w:val="60a0b0"/>
       <w:b/>
       <w:i/>
+      <w:color w:val="60a0b0"/>
     </w:rPr>
   </w:style>
   <w:style w:type="character" w:customStyle="1" w:styleId="OtherTok">
@@ -2660,8 +2671,8 @@
     <w:name w:val="ControlFlowTok"/>
     <w:basedOn w:val="VerbatimChar"/>
     <w:rPr>
+      <w:b/>
       <w:color w:val="007020"/>
-      <w:b/>
     </w:rPr>
   </w:style>
   <w:style w:type="character" w:customStyle="1" w:styleId="OperatorTok">
@@ -2674,7 +2685,9 @@
   <w:style w:type="character" w:customStyle="1" w:styleId="BuiltInTok">
     <w:name w:val="BuiltInTok"/>
     <w:basedOn w:val="VerbatimChar"/>
-    <w:rPr/>
+    <w:rPr>
+      <w:color w:val="008000"/>
+    </w:rPr>
   </w:style>
   <w:style w:type="character" w:customStyle="1" w:styleId="ExtensionTok">
     <w:name w:val="ExtensionTok"/>
@@ -2704,34 +2717,34 @@
     <w:name w:val="InformationTok"/>
     <w:basedOn w:val="VerbatimChar"/>
     <w:rPr>
-      <w:color w:val="60a0b0"/>
       <w:b/>
       <w:i/>
+      <w:color w:val="60a0b0"/>
     </w:rPr>
   </w:style>
   <w:style w:type="character" w:customStyle="1" w:styleId="WarningTok">
     <w:name w:val="WarningTok"/>
     <w:basedOn w:val="VerbatimChar"/>
     <w:rPr>
-      <w:color w:val="60a0b0"/>
       <w:b/>
       <w:i/>
+      <w:color w:val="60a0b0"/>
     </w:rPr>
   </w:style>
   <w:style w:type="character" w:customStyle="1" w:styleId="AlertTok">
     <w:name w:val="AlertTok"/>
     <w:basedOn w:val="VerbatimChar"/>
     <w:rPr>
+      <w:b/>
       <w:color w:val="ff0000"/>
-      <w:b/>
     </w:rPr>
   </w:style>
   <w:style w:type="character" w:customStyle="1" w:styleId="ErrorTok">
     <w:name w:val="ErrorTok"/>
     <w:basedOn w:val="VerbatimChar"/>
     <w:rPr>
+      <w:b/>
       <w:color w:val="ff0000"/>
-      <w:b/>
     </w:rPr>
   </w:style>
   <w:style w:type="character" w:customStyle="1" w:styleId="NormalTok">
